--- a/Course/5 Reference Guides/OCR Pseudocode Guide.docx
+++ b/Course/5 Reference Guides/OCR Pseudocode Guide.docx
@@ -7,20 +7,33 @@
         <w:pStyle w:val="Heading1"/>
       </w:pPr>
       <w:r>
+        <w:rPr>
+          <w:b w:val="0"/>
+          <w:i w:val="0"/>
+        </w:rPr>
         <w:t>OCR Exam Reference Language — Complete Guide (H446/02)</w:t>
       </w:r>
     </w:p>
     <w:p>
       <w:r>
+        <w:rPr>
+          <w:b w:val="0"/>
+          <w:i w:val="0"/>
+        </w:rPr>
         <w:t xml:space="preserve">A practical, exam-focused cheat sheet for writing pseudocode that </w:t>
       </w:r>
       <w:r>
         <w:rPr>
           <w:b/>
+          <w:i w:val="0"/>
         </w:rPr>
         <w:t>scores marks</w:t>
       </w:r>
       <w:r>
+        <w:rPr>
+          <w:b w:val="0"/>
+          <w:i w:val="0"/>
+        </w:rPr>
         <w:t xml:space="preserve"> in OCR A Level Computer Science.</w:t>
       </w:r>
     </w:p>
@@ -32,6 +45,7 @@
       <w:r>
         <w:rPr>
           <w:b/>
+          <w:i w:val="0"/>
         </w:rPr>
         <w:t>What is OCR Exam Reference Language?</w:t>
       </w:r>
@@ -42,33 +56,52 @@
         <w:shd w:fill="FFF8E7"/>
       </w:pPr>
       <w:r>
+        <w:rPr>
+          <w:b w:val="0"/>
+          <w:i w:val="0"/>
+        </w:rPr>
         <w:t xml:space="preserve">It is the pseudocode style OCR publishes and uses in </w:t>
       </w:r>
       <w:r>
         <w:rPr>
           <w:b/>
+          <w:i w:val="0"/>
         </w:rPr>
         <w:t>Paper 2 (H446/02 — Algorithms and Programming)</w:t>
       </w:r>
       <w:r>
+        <w:rPr>
+          <w:b w:val="0"/>
+          <w:i w:val="0"/>
+        </w:rPr>
         <w:t xml:space="preserve">. When a question says "write an algorithm / a program", you may answer in </w:t>
       </w:r>
       <w:r>
         <w:rPr>
           <w:b/>
+          <w:i w:val="0"/>
         </w:rPr>
         <w:t>either</w:t>
       </w:r>
       <w:r>
+        <w:rPr>
+          <w:b w:val="0"/>
+          <w:i w:val="0"/>
+        </w:rPr>
         <w:t xml:space="preserve"> OCR Exam Reference Language </w:t>
       </w:r>
       <w:r>
         <w:rPr>
           <w:b/>
+          <w:i w:val="0"/>
         </w:rPr>
         <w:t>or a recognised high-level programming language</w:t>
       </w:r>
       <w:r>
+        <w:rPr>
+          <w:b w:val="0"/>
+          <w:i w:val="0"/>
+        </w:rPr>
         <w:t xml:space="preserve"> (e.g. Python, Java, C#, VB.NET).</w:t>
       </w:r>
     </w:p>
@@ -86,28 +119,43 @@
       <w:r>
         <w:rPr>
           <w:b/>
+          <w:i w:val="0"/>
         </w:rPr>
         <w:t>Key rule: be consistent.</w:t>
       </w:r>
       <w:r>
+        <w:rPr>
+          <w:b w:val="0"/>
+          <w:i w:val="0"/>
+        </w:rPr>
         <w:t xml:space="preserve"> Pick one and stay in it for the whole answer. Examiners mark the </w:t>
       </w:r>
       <w:r>
         <w:rPr>
+          <w:b w:val="0"/>
           <w:i/>
         </w:rPr>
         <w:t>logic</w:t>
       </w:r>
       <w:r>
+        <w:rPr>
+          <w:b w:val="0"/>
+          <w:i w:val="0"/>
+        </w:rPr>
         <w:t xml:space="preserve">, not which language you chose, but mixing Python syntax into OCR pseudocode (or vice versa) looks like an error. You do </w:t>
       </w:r>
       <w:r>
         <w:rPr>
           <w:b/>
+          <w:i w:val="0"/>
         </w:rPr>
         <w:t>not</w:t>
       </w:r>
       <w:r>
+        <w:rPr>
+          <w:b w:val="0"/>
+          <w:i w:val="0"/>
+        </w:rPr>
         <w:t xml:space="preserve"> lose marks for minor syntax slips in pseudocode as long as your intent is clear — but clean, consistent syntax is faster to read and less likely to be misread.</w:t>
       </w:r>
     </w:p>
@@ -125,59 +173,93 @@
       <w:r>
         <w:rPr>
           <w:b/>
+          <w:i w:val="0"/>
         </w:rPr>
         <w:t>Version note:</w:t>
       </w:r>
       <w:r>
+        <w:rPr>
+          <w:b w:val="0"/>
+          <w:i w:val="0"/>
+        </w:rPr>
         <w:t xml:space="preserve"> OCR has published more than one version of its reference language over the years (small differences exist, e.g. </w:t>
       </w:r>
       <w:r>
         <w:rPr>
           <w:rFonts w:ascii="Consolas" w:hAnsi="Consolas"/>
+          <w:b w:val="0"/>
+          <w:i w:val="0"/>
           <w:sz w:val="19"/>
         </w:rPr>
         <w:t>print</w:t>
       </w:r>
       <w:r>
+        <w:rPr>
+          <w:b w:val="0"/>
+          <w:i w:val="0"/>
+        </w:rPr>
         <w:t>/</w:t>
       </w:r>
       <w:r>
         <w:rPr>
           <w:rFonts w:ascii="Consolas" w:hAnsi="Consolas"/>
+          <w:b w:val="0"/>
+          <w:i w:val="0"/>
           <w:sz w:val="19"/>
         </w:rPr>
         <w:t>input</w:t>
       </w:r>
       <w:r>
+        <w:rPr>
+          <w:b w:val="0"/>
+          <w:i w:val="0"/>
+        </w:rPr>
         <w:t xml:space="preserve"> casing, </w:t>
       </w:r>
       <w:r>
         <w:rPr>
           <w:rFonts w:ascii="Consolas" w:hAnsi="Consolas"/>
+          <w:b w:val="0"/>
+          <w:i w:val="0"/>
           <w:sz w:val="19"/>
         </w:rPr>
         <w:t>==</w:t>
       </w:r>
       <w:r>
+        <w:rPr>
+          <w:b w:val="0"/>
+          <w:i w:val="0"/>
+        </w:rPr>
         <w:t xml:space="preserve"> vs </w:t>
       </w:r>
       <w:r>
         <w:rPr>
           <w:rFonts w:ascii="Consolas" w:hAnsi="Consolas"/>
+          <w:b w:val="0"/>
+          <w:i w:val="0"/>
           <w:sz w:val="19"/>
         </w:rPr>
         <w:t>=</w:t>
       </w:r>
       <w:r>
+        <w:rPr>
+          <w:b w:val="0"/>
+          <w:i w:val="0"/>
+        </w:rPr>
         <w:t xml:space="preserve"> in some early specimens, string method names). Always check the </w:t>
       </w:r>
       <w:r>
         <w:rPr>
           <w:b/>
+          <w:i w:val="0"/>
         </w:rPr>
         <w:t>reference language sheet provided with the paper / specimen</w:t>
       </w:r>
       <w:r>
+        <w:rPr>
+          <w:b w:val="0"/>
+          <w:i w:val="0"/>
+        </w:rPr>
         <w:t xml:space="preserve"> you are using, and copy its exact conventions. This guide follows OCR's current documented style.</w:t>
       </w:r>
     </w:p>
@@ -193,21 +275,35 @@
         <w:pStyle w:val="Heading2"/>
       </w:pPr>
       <w:r>
+        <w:rPr>
+          <w:b w:val="0"/>
+          <w:i w:val="0"/>
+        </w:rPr>
         <w:t>1. Variables, constants and assignment</w:t>
       </w:r>
     </w:p>
     <w:p>
       <w:r>
+        <w:rPr>
+          <w:b w:val="0"/>
+          <w:i w:val="0"/>
+        </w:rPr>
         <w:t xml:space="preserve">Assignment uses a single equals sign </w:t>
       </w:r>
       <w:r>
         <w:rPr>
           <w:rFonts w:ascii="Consolas" w:hAnsi="Consolas"/>
+          <w:b w:val="0"/>
+          <w:i w:val="0"/>
           <w:sz w:val="19"/>
         </w:rPr>
         <w:t>=</w:t>
       </w:r>
       <w:r>
+        <w:rPr>
+          <w:b w:val="0"/>
+          <w:i w:val="0"/>
+        </w:rPr>
         <w:t>. Variables do not need declaring before use.</w:t>
       </w:r>
     </w:p>
@@ -233,20 +329,31 @@
       <w:r>
         <w:rPr>
           <w:b/>
+          <w:i w:val="0"/>
         </w:rPr>
         <w:t>Constants</w:t>
       </w:r>
       <w:r>
+        <w:rPr>
+          <w:b w:val="0"/>
+          <w:i w:val="0"/>
+        </w:rPr>
         <w:t xml:space="preserve"> use the </w:t>
       </w:r>
       <w:r>
         <w:rPr>
           <w:rFonts w:ascii="Consolas" w:hAnsi="Consolas"/>
+          <w:b w:val="0"/>
+          <w:i w:val="0"/>
           <w:sz w:val="19"/>
         </w:rPr>
         <w:t>const</w:t>
       </w:r>
       <w:r>
+        <w:rPr>
+          <w:b w:val="0"/>
+          <w:i w:val="0"/>
+        </w:rPr>
         <w:t xml:space="preserve"> keyword and are conventionally written in UPPERCASE:</w:t>
       </w:r>
     </w:p>
@@ -269,11 +376,19 @@
         <w:pStyle w:val="Heading3"/>
       </w:pPr>
       <w:r>
+        <w:rPr>
+          <w:b w:val="0"/>
+          <w:i w:val="0"/>
+        </w:rPr>
         <w:t>Data types</w:t>
       </w:r>
     </w:p>
     <w:p>
       <w:r>
+        <w:rPr>
+          <w:b w:val="0"/>
+          <w:i w:val="0"/>
+        </w:rPr>
         <w:t>OCR pseudocode is loosely typed (you rarely declare types), but you should know the underlying types:</w:t>
       </w:r>
     </w:p>
@@ -302,6 +417,7 @@
             <w:r>
               <w:rPr>
                 <w:b/>
+                <w:i w:val="0"/>
               </w:rPr>
               <w:t>Type</w:t>
             </w:r>
@@ -321,6 +437,7 @@
             <w:r>
               <w:rPr>
                 <w:b/>
+                <w:i w:val="0"/>
               </w:rPr>
               <w:t>Example values</w:t>
             </w:r>
@@ -337,6 +454,8 @@
             <w:r>
               <w:rPr>
                 <w:rFonts w:ascii="Consolas" w:hAnsi="Consolas"/>
+                <w:b w:val="0"/>
+                <w:i w:val="0"/>
                 <w:sz w:val="19"/>
               </w:rPr>
               <w:t>integer</w:t>
@@ -352,26 +471,40 @@
             <w:r>
               <w:rPr>
                 <w:rFonts w:ascii="Consolas" w:hAnsi="Consolas"/>
+                <w:b w:val="0"/>
+                <w:i w:val="0"/>
                 <w:sz w:val="19"/>
               </w:rPr>
               <w:t>7</w:t>
             </w:r>
             <w:r>
+              <w:rPr>
+                <w:b w:val="0"/>
+                <w:i w:val="0"/>
+              </w:rPr>
               <w:t xml:space="preserve">, </w:t>
             </w:r>
             <w:r>
               <w:rPr>
                 <w:rFonts w:ascii="Consolas" w:hAnsi="Consolas"/>
+                <w:b w:val="0"/>
+                <w:i w:val="0"/>
                 <w:sz w:val="19"/>
               </w:rPr>
               <w:t>-42</w:t>
             </w:r>
             <w:r>
+              <w:rPr>
+                <w:b w:val="0"/>
+                <w:i w:val="0"/>
+              </w:rPr>
               <w:t xml:space="preserve">, </w:t>
             </w:r>
             <w:r>
               <w:rPr>
                 <w:rFonts w:ascii="Consolas" w:hAnsi="Consolas"/>
+                <w:b w:val="0"/>
+                <w:i w:val="0"/>
                 <w:sz w:val="19"/>
               </w:rPr>
               <w:t>0</w:t>
@@ -389,16 +522,24 @@
             <w:r>
               <w:rPr>
                 <w:rFonts w:ascii="Consolas" w:hAnsi="Consolas"/>
+                <w:b w:val="0"/>
+                <w:i w:val="0"/>
                 <w:sz w:val="19"/>
               </w:rPr>
               <w:t>real</w:t>
             </w:r>
             <w:r>
+              <w:rPr>
+                <w:b w:val="0"/>
+                <w:i w:val="0"/>
+              </w:rPr>
               <w:t xml:space="preserve"> / </w:t>
             </w:r>
             <w:r>
               <w:rPr>
                 <w:rFonts w:ascii="Consolas" w:hAnsi="Consolas"/>
+                <w:b w:val="0"/>
+                <w:i w:val="0"/>
                 <w:sz w:val="19"/>
               </w:rPr>
               <w:t>float</w:t>
@@ -414,16 +555,24 @@
             <w:r>
               <w:rPr>
                 <w:rFonts w:ascii="Consolas" w:hAnsi="Consolas"/>
+                <w:b w:val="0"/>
+                <w:i w:val="0"/>
                 <w:sz w:val="19"/>
               </w:rPr>
               <w:t>3.14</w:t>
             </w:r>
             <w:r>
+              <w:rPr>
+                <w:b w:val="0"/>
+                <w:i w:val="0"/>
+              </w:rPr>
               <w:t xml:space="preserve">, </w:t>
             </w:r>
             <w:r>
               <w:rPr>
                 <w:rFonts w:ascii="Consolas" w:hAnsi="Consolas"/>
+                <w:b w:val="0"/>
+                <w:i w:val="0"/>
                 <w:sz w:val="19"/>
               </w:rPr>
               <w:t>-0.5</w:t>
@@ -441,6 +590,8 @@
             <w:r>
               <w:rPr>
                 <w:rFonts w:ascii="Consolas" w:hAnsi="Consolas"/>
+                <w:b w:val="0"/>
+                <w:i w:val="0"/>
                 <w:sz w:val="19"/>
               </w:rPr>
               <w:t>string</w:t>
@@ -456,11 +607,17 @@
             <w:r>
               <w:rPr>
                 <w:rFonts w:ascii="Consolas" w:hAnsi="Consolas"/>
+                <w:b w:val="0"/>
+                <w:i w:val="0"/>
                 <w:sz w:val="19"/>
               </w:rPr>
               <w:t>"hello"</w:t>
             </w:r>
             <w:r>
+              <w:rPr>
+                <w:b w:val="0"/>
+                <w:i w:val="0"/>
+              </w:rPr>
               <w:t xml:space="preserve"> (double quotes)</w:t>
             </w:r>
           </w:p>
@@ -476,6 +633,8 @@
             <w:r>
               <w:rPr>
                 <w:rFonts w:ascii="Consolas" w:hAnsi="Consolas"/>
+                <w:b w:val="0"/>
+                <w:i w:val="0"/>
                 <w:sz w:val="19"/>
               </w:rPr>
               <w:t>boolean</w:t>
@@ -491,16 +650,24 @@
             <w:r>
               <w:rPr>
                 <w:rFonts w:ascii="Consolas" w:hAnsi="Consolas"/>
+                <w:b w:val="0"/>
+                <w:i w:val="0"/>
                 <w:sz w:val="19"/>
               </w:rPr>
               <w:t>True</w:t>
             </w:r>
             <w:r>
+              <w:rPr>
+                <w:b w:val="0"/>
+                <w:i w:val="0"/>
+              </w:rPr>
               <w:t xml:space="preserve">, </w:t>
             </w:r>
             <w:r>
               <w:rPr>
                 <w:rFonts w:ascii="Consolas" w:hAnsi="Consolas"/>
+                <w:b w:val="0"/>
+                <w:i w:val="0"/>
                 <w:sz w:val="19"/>
               </w:rPr>
               <w:t>False</w:t>
@@ -518,6 +685,8 @@
             <w:r>
               <w:rPr>
                 <w:rFonts w:ascii="Consolas" w:hAnsi="Consolas"/>
+                <w:b w:val="0"/>
+                <w:i w:val="0"/>
                 <w:sz w:val="19"/>
               </w:rPr>
               <w:t>char</w:t>
@@ -533,11 +702,17 @@
             <w:r>
               <w:rPr>
                 <w:rFonts w:ascii="Consolas" w:hAnsi="Consolas"/>
+                <w:b w:val="0"/>
+                <w:i w:val="0"/>
                 <w:sz w:val="19"/>
               </w:rPr>
               <w:t>"A"</w:t>
             </w:r>
             <w:r>
+              <w:rPr>
+                <w:b w:val="0"/>
+                <w:i w:val="0"/>
+              </w:rPr>
               <w:t xml:space="preserve"> (a single character)</w:t>
             </w:r>
           </w:p>
@@ -550,11 +725,19 @@
         <w:pStyle w:val="Heading3"/>
       </w:pPr>
       <w:r>
+        <w:rPr>
+          <w:b w:val="0"/>
+          <w:i w:val="0"/>
+        </w:rPr>
         <w:t>Casting (type conversion)</w:t>
       </w:r>
     </w:p>
     <w:p>
       <w:r>
+        <w:rPr>
+          <w:b w:val="0"/>
+          <w:i w:val="0"/>
+        </w:rPr>
         <w:t>Convert between types with these functions:</w:t>
       </w:r>
     </w:p>
@@ -606,6 +789,10 @@
         <w:pStyle w:val="Heading2"/>
       </w:pPr>
       <w:r>
+        <w:rPr>
+          <w:b w:val="0"/>
+          <w:i w:val="0"/>
+        </w:rPr>
         <w:t>2. Input and output</w:t>
       </w:r>
     </w:p>
@@ -630,11 +817,17 @@
       <w:r>
         <w:rPr>
           <w:rFonts w:ascii="Consolas" w:hAnsi="Consolas"/>
+          <w:b w:val="0"/>
+          <w:i w:val="0"/>
           <w:sz w:val="19"/>
         </w:rPr>
         <w:t>print()</w:t>
       </w:r>
       <w:r>
+        <w:rPr>
+          <w:b w:val="0"/>
+          <w:i w:val="0"/>
+        </w:rPr>
         <w:t xml:space="preserve"> displays output to the screen.</w:t>
       </w:r>
     </w:p>
@@ -645,20 +838,40 @@
       <w:r>
         <w:rPr>
           <w:rFonts w:ascii="Consolas" w:hAnsi="Consolas"/>
+          <w:b w:val="0"/>
+          <w:i w:val="0"/>
           <w:sz w:val="19"/>
         </w:rPr>
         <w:t>input()</w:t>
       </w:r>
       <w:r>
+        <w:rPr>
+          <w:b w:val="0"/>
+          <w:i w:val="0"/>
+        </w:rPr>
         <w:t xml:space="preserve"> reads a value typed by the user. The prompt text in the brackets is optional but good practice. </w:t>
       </w:r>
       <w:r>
         <w:rPr>
+          <w:rFonts w:ascii="Consolas" w:hAnsi="Consolas"/>
           <w:b/>
-        </w:rPr>
-        <w:t>`input()` always returns a string</w:t>
-      </w:r>
-      <w:r>
+          <w:i w:val="0"/>
+          <w:sz w:val="19"/>
+        </w:rPr>
+        <w:t>input()</w:t>
+      </w:r>
+      <w:r>
+        <w:rPr>
+          <w:b/>
+          <w:i w:val="0"/>
+        </w:rPr>
+        <w:t xml:space="preserve"> always returns a string</w:t>
+      </w:r>
+      <w:r>
+        <w:rPr>
+          <w:b w:val="0"/>
+          <w:i w:val="0"/>
+        </w:rPr>
         <w:t xml:space="preserve"> — cast it if you need a number.</w:t>
       </w:r>
     </w:p>
@@ -674,6 +887,10 @@
         <w:pStyle w:val="Heading2"/>
       </w:pPr>
       <w:r>
+        <w:rPr>
+          <w:b w:val="0"/>
+          <w:i w:val="0"/>
+        </w:rPr>
         <w:t>3. Operators</w:t>
       </w:r>
     </w:p>
@@ -682,6 +899,10 @@
         <w:pStyle w:val="Heading3"/>
       </w:pPr>
       <w:r>
+        <w:rPr>
+          <w:b w:val="0"/>
+          <w:i w:val="0"/>
+        </w:rPr>
         <w:t>Arithmetic</w:t>
       </w:r>
     </w:p>
@@ -712,6 +933,7 @@
             <w:r>
               <w:rPr>
                 <w:b/>
+                <w:i w:val="0"/>
               </w:rPr>
               <w:t>Operator</w:t>
             </w:r>
@@ -731,6 +953,7 @@
             <w:r>
               <w:rPr>
                 <w:b/>
+                <w:i w:val="0"/>
               </w:rPr>
               <w:t>Meaning</w:t>
             </w:r>
@@ -750,6 +973,7 @@
             <w:r>
               <w:rPr>
                 <w:b/>
+                <w:i w:val="0"/>
               </w:rPr>
               <w:t>Example</w:t>
             </w:r>
@@ -769,6 +993,7 @@
             <w:r>
               <w:rPr>
                 <w:b/>
+                <w:i w:val="0"/>
               </w:rPr>
               <w:t>Result</w:t>
             </w:r>
@@ -785,6 +1010,8 @@
             <w:r>
               <w:rPr>
                 <w:rFonts w:ascii="Consolas" w:hAnsi="Consolas"/>
+                <w:b w:val="0"/>
+                <w:i w:val="0"/>
                 <w:sz w:val="19"/>
               </w:rPr>
               <w:t>+</w:t>
@@ -798,6 +1025,10 @@
           <w:p>
             <w:r/>
             <w:r>
+              <w:rPr>
+                <w:b w:val="0"/>
+                <w:i w:val="0"/>
+              </w:rPr>
               <w:t>add</w:t>
             </w:r>
           </w:p>
@@ -811,6 +1042,8 @@
             <w:r>
               <w:rPr>
                 <w:rFonts w:ascii="Consolas" w:hAnsi="Consolas"/>
+                <w:b w:val="0"/>
+                <w:i w:val="0"/>
                 <w:sz w:val="19"/>
               </w:rPr>
               <w:t>3 + 4</w:t>
@@ -826,6 +1059,8 @@
             <w:r>
               <w:rPr>
                 <w:rFonts w:ascii="Consolas" w:hAnsi="Consolas"/>
+                <w:b w:val="0"/>
+                <w:i w:val="0"/>
                 <w:sz w:val="19"/>
               </w:rPr>
               <w:t>7</w:t>
@@ -843,6 +1078,8 @@
             <w:r>
               <w:rPr>
                 <w:rFonts w:ascii="Consolas" w:hAnsi="Consolas"/>
+                <w:b w:val="0"/>
+                <w:i w:val="0"/>
                 <w:sz w:val="19"/>
               </w:rPr>
               <w:t>-</w:t>
@@ -856,6 +1093,10 @@
           <w:p>
             <w:r/>
             <w:r>
+              <w:rPr>
+                <w:b w:val="0"/>
+                <w:i w:val="0"/>
+              </w:rPr>
               <w:t>subtract</w:t>
             </w:r>
           </w:p>
@@ -869,6 +1110,8 @@
             <w:r>
               <w:rPr>
                 <w:rFonts w:ascii="Consolas" w:hAnsi="Consolas"/>
+                <w:b w:val="0"/>
+                <w:i w:val="0"/>
                 <w:sz w:val="19"/>
               </w:rPr>
               <w:t>10 - 3</w:t>
@@ -884,6 +1127,8 @@
             <w:r>
               <w:rPr>
                 <w:rFonts w:ascii="Consolas" w:hAnsi="Consolas"/>
+                <w:b w:val="0"/>
+                <w:i w:val="0"/>
                 <w:sz w:val="19"/>
               </w:rPr>
               <w:t>7</w:t>
@@ -901,6 +1146,8 @@
             <w:r>
               <w:rPr>
                 <w:rFonts w:ascii="Consolas" w:hAnsi="Consolas"/>
+                <w:b w:val="0"/>
+                <w:i w:val="0"/>
                 <w:sz w:val="19"/>
               </w:rPr>
               <w:t>*</w:t>
@@ -914,6 +1161,10 @@
           <w:p>
             <w:r/>
             <w:r>
+              <w:rPr>
+                <w:b w:val="0"/>
+                <w:i w:val="0"/>
+              </w:rPr>
               <w:t>multiply</w:t>
             </w:r>
           </w:p>
@@ -927,6 +1178,8 @@
             <w:r>
               <w:rPr>
                 <w:rFonts w:ascii="Consolas" w:hAnsi="Consolas"/>
+                <w:b w:val="0"/>
+                <w:i w:val="0"/>
                 <w:sz w:val="19"/>
               </w:rPr>
               <w:t>3 * 4</w:t>
@@ -942,6 +1195,8 @@
             <w:r>
               <w:rPr>
                 <w:rFonts w:ascii="Consolas" w:hAnsi="Consolas"/>
+                <w:b w:val="0"/>
+                <w:i w:val="0"/>
                 <w:sz w:val="19"/>
               </w:rPr>
               <w:t>12</w:t>
@@ -959,6 +1214,8 @@
             <w:r>
               <w:rPr>
                 <w:rFonts w:ascii="Consolas" w:hAnsi="Consolas"/>
+                <w:b w:val="0"/>
+                <w:i w:val="0"/>
                 <w:sz w:val="19"/>
               </w:rPr>
               <w:t>/</w:t>
@@ -972,6 +1229,10 @@
           <w:p>
             <w:r/>
             <w:r>
+              <w:rPr>
+                <w:b w:val="0"/>
+                <w:i w:val="0"/>
+              </w:rPr>
               <w:t>divide (real result)</w:t>
             </w:r>
           </w:p>
@@ -985,6 +1246,8 @@
             <w:r>
               <w:rPr>
                 <w:rFonts w:ascii="Consolas" w:hAnsi="Consolas"/>
+                <w:b w:val="0"/>
+                <w:i w:val="0"/>
                 <w:sz w:val="19"/>
               </w:rPr>
               <w:t>7 / 2</w:t>
@@ -1000,6 +1263,8 @@
             <w:r>
               <w:rPr>
                 <w:rFonts w:ascii="Consolas" w:hAnsi="Consolas"/>
+                <w:b w:val="0"/>
+                <w:i w:val="0"/>
                 <w:sz w:val="19"/>
               </w:rPr>
               <w:t>3.5</w:t>
@@ -1017,6 +1282,8 @@
             <w:r>
               <w:rPr>
                 <w:rFonts w:ascii="Consolas" w:hAnsi="Consolas"/>
+                <w:b w:val="0"/>
+                <w:i w:val="0"/>
                 <w:sz w:val="19"/>
               </w:rPr>
               <w:t>MOD</w:t>
@@ -1030,6 +1297,10 @@
           <w:p>
             <w:r/>
             <w:r>
+              <w:rPr>
+                <w:b w:val="0"/>
+                <w:i w:val="0"/>
+              </w:rPr>
               <w:t>modulus (remainder)</w:t>
             </w:r>
           </w:p>
@@ -1043,6 +1314,8 @@
             <w:r>
               <w:rPr>
                 <w:rFonts w:ascii="Consolas" w:hAnsi="Consolas"/>
+                <w:b w:val="0"/>
+                <w:i w:val="0"/>
                 <w:sz w:val="19"/>
               </w:rPr>
               <w:t>7 MOD 2</w:t>
@@ -1058,6 +1331,8 @@
             <w:r>
               <w:rPr>
                 <w:rFonts w:ascii="Consolas" w:hAnsi="Consolas"/>
+                <w:b w:val="0"/>
+                <w:i w:val="0"/>
                 <w:sz w:val="19"/>
               </w:rPr>
               <w:t>1</w:t>
@@ -1075,6 +1350,8 @@
             <w:r>
               <w:rPr>
                 <w:rFonts w:ascii="Consolas" w:hAnsi="Consolas"/>
+                <w:b w:val="0"/>
+                <w:i w:val="0"/>
                 <w:sz w:val="19"/>
               </w:rPr>
               <w:t>DIV</w:t>
@@ -1088,6 +1365,10 @@
           <w:p>
             <w:r/>
             <w:r>
+              <w:rPr>
+                <w:b w:val="0"/>
+                <w:i w:val="0"/>
+              </w:rPr>
               <w:t>integer (whole) division</w:t>
             </w:r>
           </w:p>
@@ -1101,6 +1382,8 @@
             <w:r>
               <w:rPr>
                 <w:rFonts w:ascii="Consolas" w:hAnsi="Consolas"/>
+                <w:b w:val="0"/>
+                <w:i w:val="0"/>
                 <w:sz w:val="19"/>
               </w:rPr>
               <w:t>7 DIV 2</w:t>
@@ -1116,6 +1399,8 @@
             <w:r>
               <w:rPr>
                 <w:rFonts w:ascii="Consolas" w:hAnsi="Consolas"/>
+                <w:b w:val="0"/>
+                <w:i w:val="0"/>
                 <w:sz w:val="19"/>
               </w:rPr>
               <w:t>3</w:t>
@@ -1133,6 +1418,8 @@
             <w:r>
               <w:rPr>
                 <w:rFonts w:ascii="Consolas" w:hAnsi="Consolas"/>
+                <w:b w:val="0"/>
+                <w:i w:val="0"/>
                 <w:sz w:val="19"/>
               </w:rPr>
               <w:t>^</w:t>
@@ -1146,6 +1433,10 @@
           <w:p>
             <w:r/>
             <w:r>
+              <w:rPr>
+                <w:b w:val="0"/>
+                <w:i w:val="0"/>
+              </w:rPr>
               <w:t>exponent (to the power of)</w:t>
             </w:r>
           </w:p>
@@ -1159,6 +1450,8 @@
             <w:r>
               <w:rPr>
                 <w:rFonts w:ascii="Consolas" w:hAnsi="Consolas"/>
+                <w:b w:val="0"/>
+                <w:i w:val="0"/>
                 <w:sz w:val="19"/>
               </w:rPr>
               <w:t>2 ^ 3</w:t>
@@ -1174,6 +1467,8 @@
             <w:r>
               <w:rPr>
                 <w:rFonts w:ascii="Consolas" w:hAnsi="Consolas"/>
+                <w:b w:val="0"/>
+                <w:i w:val="0"/>
                 <w:sz w:val="19"/>
               </w:rPr>
               <w:t>8</w:t>
@@ -1188,6 +1483,10 @@
         <w:pStyle w:val="Heading3"/>
       </w:pPr>
       <w:r>
+        <w:rPr>
+          <w:b w:val="0"/>
+          <w:i w:val="0"/>
+        </w:rPr>
         <w:t>Comparison</w:t>
       </w:r>
     </w:p>
@@ -1216,6 +1515,7 @@
             <w:r>
               <w:rPr>
                 <w:b/>
+                <w:i w:val="0"/>
               </w:rPr>
               <w:t>Operator</w:t>
             </w:r>
@@ -1235,6 +1535,7 @@
             <w:r>
               <w:rPr>
                 <w:b/>
+                <w:i w:val="0"/>
               </w:rPr>
               <w:t>Meaning</w:t>
             </w:r>
@@ -1251,6 +1552,8 @@
             <w:r>
               <w:rPr>
                 <w:rFonts w:ascii="Consolas" w:hAnsi="Consolas"/>
+                <w:b w:val="0"/>
+                <w:i w:val="0"/>
                 <w:sz w:val="19"/>
               </w:rPr>
               <w:t>==</w:t>
@@ -1264,6 +1567,10 @@
           <w:p>
             <w:r/>
             <w:r>
+              <w:rPr>
+                <w:b w:val="0"/>
+                <w:i w:val="0"/>
+              </w:rPr>
               <w:t>equal to</w:t>
             </w:r>
           </w:p>
@@ -1279,6 +1586,8 @@
             <w:r>
               <w:rPr>
                 <w:rFonts w:ascii="Consolas" w:hAnsi="Consolas"/>
+                <w:b w:val="0"/>
+                <w:i w:val="0"/>
                 <w:sz w:val="19"/>
               </w:rPr>
               <w:t>!=</w:t>
@@ -1292,6 +1601,10 @@
           <w:p>
             <w:r/>
             <w:r>
+              <w:rPr>
+                <w:b w:val="0"/>
+                <w:i w:val="0"/>
+              </w:rPr>
               <w:t>not equal to</w:t>
             </w:r>
           </w:p>
@@ -1307,6 +1620,8 @@
             <w:r>
               <w:rPr>
                 <w:rFonts w:ascii="Consolas" w:hAnsi="Consolas"/>
+                <w:b w:val="0"/>
+                <w:i w:val="0"/>
                 <w:sz w:val="19"/>
               </w:rPr>
               <w:t>&lt;</w:t>
@@ -1320,6 +1635,10 @@
           <w:p>
             <w:r/>
             <w:r>
+              <w:rPr>
+                <w:b w:val="0"/>
+                <w:i w:val="0"/>
+              </w:rPr>
               <w:t>less than</w:t>
             </w:r>
           </w:p>
@@ -1335,6 +1654,8 @@
             <w:r>
               <w:rPr>
                 <w:rFonts w:ascii="Consolas" w:hAnsi="Consolas"/>
+                <w:b w:val="0"/>
+                <w:i w:val="0"/>
                 <w:sz w:val="19"/>
               </w:rPr>
               <w:t>&lt;=</w:t>
@@ -1348,6 +1669,10 @@
           <w:p>
             <w:r/>
             <w:r>
+              <w:rPr>
+                <w:b w:val="0"/>
+                <w:i w:val="0"/>
+              </w:rPr>
               <w:t>less than or equal to</w:t>
             </w:r>
           </w:p>
@@ -1363,6 +1688,8 @@
             <w:r>
               <w:rPr>
                 <w:rFonts w:ascii="Consolas" w:hAnsi="Consolas"/>
+                <w:b w:val="0"/>
+                <w:i w:val="0"/>
                 <w:sz w:val="19"/>
               </w:rPr>
               <w:t>&gt;</w:t>
@@ -1376,6 +1703,10 @@
           <w:p>
             <w:r/>
             <w:r>
+              <w:rPr>
+                <w:b w:val="0"/>
+                <w:i w:val="0"/>
+              </w:rPr>
               <w:t>greater than</w:t>
             </w:r>
           </w:p>
@@ -1391,6 +1722,8 @@
             <w:r>
               <w:rPr>
                 <w:rFonts w:ascii="Consolas" w:hAnsi="Consolas"/>
+                <w:b w:val="0"/>
+                <w:i w:val="0"/>
                 <w:sz w:val="19"/>
               </w:rPr>
               <w:t>&gt;=</w:t>
@@ -1404,6 +1737,10 @@
           <w:p>
             <w:r/>
             <w:r>
+              <w:rPr>
+                <w:b w:val="0"/>
+                <w:i w:val="0"/>
+              </w:rPr>
               <w:t>greater than or equal to</w:t>
             </w:r>
           </w:p>
@@ -1417,64 +1754,102 @@
         <w:shd w:fill="FFF8E7"/>
       </w:pPr>
       <w:r>
+        <w:rPr>
+          <w:b w:val="0"/>
+          <w:i w:val="0"/>
+        </w:rPr>
         <w:t xml:space="preserve">Note the </w:t>
       </w:r>
       <w:r>
         <w:rPr>
           <w:b/>
+          <w:i w:val="0"/>
         </w:rPr>
         <w:t>double</w:t>
       </w:r>
       <w:r>
+        <w:rPr>
+          <w:b w:val="0"/>
+          <w:i w:val="0"/>
+        </w:rPr>
         <w:t xml:space="preserve"> </w:t>
       </w:r>
       <w:r>
         <w:rPr>
           <w:rFonts w:ascii="Consolas" w:hAnsi="Consolas"/>
+          <w:b w:val="0"/>
+          <w:i w:val="0"/>
           <w:sz w:val="19"/>
         </w:rPr>
         <w:t>==</w:t>
       </w:r>
       <w:r>
+        <w:rPr>
+          <w:b w:val="0"/>
+          <w:i w:val="0"/>
+        </w:rPr>
         <w:t xml:space="preserve"> for comparison vs the </w:t>
       </w:r>
       <w:r>
         <w:rPr>
           <w:b/>
+          <w:i w:val="0"/>
         </w:rPr>
         <w:t>single</w:t>
       </w:r>
       <w:r>
+        <w:rPr>
+          <w:b w:val="0"/>
+          <w:i w:val="0"/>
+        </w:rPr>
         <w:t xml:space="preserve"> </w:t>
       </w:r>
       <w:r>
         <w:rPr>
           <w:rFonts w:ascii="Consolas" w:hAnsi="Consolas"/>
+          <w:b w:val="0"/>
+          <w:i w:val="0"/>
           <w:sz w:val="19"/>
         </w:rPr>
         <w:t>=</w:t>
       </w:r>
       <w:r>
+        <w:rPr>
+          <w:b w:val="0"/>
+          <w:i w:val="0"/>
+        </w:rPr>
         <w:t xml:space="preserve"> for assignment. (Some older OCR specimens used a single </w:t>
       </w:r>
       <w:r>
         <w:rPr>
           <w:rFonts w:ascii="Consolas" w:hAnsi="Consolas"/>
+          <w:b w:val="0"/>
+          <w:i w:val="0"/>
           <w:sz w:val="19"/>
         </w:rPr>
         <w:t>=</w:t>
       </w:r>
       <w:r>
+        <w:rPr>
+          <w:b w:val="0"/>
+          <w:i w:val="0"/>
+        </w:rPr>
         <w:t xml:space="preserve"> for comparison — match the sheet on your paper, but </w:t>
       </w:r>
       <w:r>
         <w:rPr>
           <w:rFonts w:ascii="Consolas" w:hAnsi="Consolas"/>
+          <w:b w:val="0"/>
+          <w:i w:val="0"/>
           <w:sz w:val="19"/>
         </w:rPr>
         <w:t>==</w:t>
       </w:r>
       <w:r>
+        <w:rPr>
+          <w:b w:val="0"/>
+          <w:i w:val="0"/>
+        </w:rPr>
         <w:t xml:space="preserve"> is the current style.)</w:t>
       </w:r>
     </w:p>
@@ -1483,6 +1858,10 @@
         <w:pStyle w:val="Heading3"/>
       </w:pPr>
       <w:r>
+        <w:rPr>
+          <w:b w:val="0"/>
+          <w:i w:val="0"/>
+        </w:rPr>
         <w:t>Boolean</w:t>
       </w:r>
     </w:p>
@@ -1511,6 +1890,7 @@
             <w:r>
               <w:rPr>
                 <w:b/>
+                <w:i w:val="0"/>
               </w:rPr>
               <w:t>Operator</w:t>
             </w:r>
@@ -1530,6 +1910,7 @@
             <w:r>
               <w:rPr>
                 <w:b/>
+                <w:i w:val="0"/>
               </w:rPr>
               <w:t>Example</w:t>
             </w:r>
@@ -1546,6 +1927,8 @@
             <w:r>
               <w:rPr>
                 <w:rFonts w:ascii="Consolas" w:hAnsi="Consolas"/>
+                <w:b w:val="0"/>
+                <w:i w:val="0"/>
                 <w:sz w:val="19"/>
               </w:rPr>
               <w:t>AND</w:t>
@@ -1561,6 +1944,8 @@
             <w:r>
               <w:rPr>
                 <w:rFonts w:ascii="Consolas" w:hAnsi="Consolas"/>
+                <w:b w:val="0"/>
+                <w:i w:val="0"/>
                 <w:sz w:val="19"/>
               </w:rPr>
               <w:t>if age &gt; 12 AND age &lt; 20 then</w:t>
@@ -1578,6 +1963,8 @@
             <w:r>
               <w:rPr>
                 <w:rFonts w:ascii="Consolas" w:hAnsi="Consolas"/>
+                <w:b w:val="0"/>
+                <w:i w:val="0"/>
                 <w:sz w:val="19"/>
               </w:rPr>
               <w:t>OR</w:t>
@@ -1593,6 +1980,8 @@
             <w:r>
               <w:rPr>
                 <w:rFonts w:ascii="Consolas" w:hAnsi="Consolas"/>
+                <w:b w:val="0"/>
+                <w:i w:val="0"/>
                 <w:sz w:val="19"/>
               </w:rPr>
               <w:t>if day == "Sat" OR day == "Sun" then</w:t>
@@ -1610,6 +1999,8 @@
             <w:r>
               <w:rPr>
                 <w:rFonts w:ascii="Consolas" w:hAnsi="Consolas"/>
+                <w:b w:val="0"/>
+                <w:i w:val="0"/>
                 <w:sz w:val="19"/>
               </w:rPr>
               <w:t>NOT</w:t>
@@ -1625,6 +2016,8 @@
             <w:r>
               <w:rPr>
                 <w:rFonts w:ascii="Consolas" w:hAnsi="Consolas"/>
+                <w:b w:val="0"/>
+                <w:i w:val="0"/>
                 <w:sz w:val="19"/>
               </w:rPr>
               <w:t>if NOT found then</w:t>
@@ -1646,6 +2039,10 @@
         <w:pStyle w:val="Heading2"/>
       </w:pPr>
       <w:r>
+        <w:rPr>
+          <w:b w:val="0"/>
+          <w:i w:val="0"/>
+        </w:rPr>
         <w:t>4. Selection</w:t>
       </w:r>
     </w:p>
@@ -1654,6 +2051,10 @@
         <w:pStyle w:val="Heading3"/>
       </w:pPr>
       <w:r>
+        <w:rPr>
+          <w:b w:val="0"/>
+          <w:i w:val="0"/>
+        </w:rPr>
         <w:t>if / elseif / else / endif</w:t>
       </w:r>
     </w:p>
@@ -1690,16 +2091,26 @@
         <w:pStyle w:val="ListBullet"/>
       </w:pPr>
       <w:r>
+        <w:rPr>
+          <w:b w:val="0"/>
+          <w:i w:val="0"/>
+        </w:rPr>
         <w:t xml:space="preserve">The branch keyword is </w:t>
       </w:r>
       <w:r>
         <w:rPr>
           <w:rFonts w:ascii="Consolas" w:hAnsi="Consolas"/>
+          <w:b w:val="0"/>
+          <w:i w:val="0"/>
           <w:sz w:val="19"/>
         </w:rPr>
         <w:t>then</w:t>
       </w:r>
       <w:r>
+        <w:rPr>
+          <w:b w:val="0"/>
+          <w:i w:val="0"/>
+        </w:rPr>
         <w:t>.</w:t>
       </w:r>
     </w:p>
@@ -1708,16 +2119,26 @@
         <w:pStyle w:val="ListBullet"/>
       </w:pPr>
       <w:r>
+        <w:rPr>
+          <w:b w:val="0"/>
+          <w:i w:val="0"/>
+        </w:rPr>
         <w:t xml:space="preserve">Use </w:t>
       </w:r>
       <w:r>
         <w:rPr>
           <w:rFonts w:ascii="Consolas" w:hAnsi="Consolas"/>
+          <w:b w:val="0"/>
+          <w:i w:val="0"/>
           <w:sz w:val="19"/>
         </w:rPr>
         <w:t>elseif</w:t>
       </w:r>
       <w:r>
+        <w:rPr>
+          <w:b w:val="0"/>
+          <w:i w:val="0"/>
+        </w:rPr>
         <w:t xml:space="preserve"> (one word) for additional conditions.</w:t>
       </w:r>
     </w:p>
@@ -1726,26 +2147,42 @@
         <w:pStyle w:val="ListBullet"/>
       </w:pPr>
       <w:r>
+        <w:rPr>
+          <w:b w:val="0"/>
+          <w:i w:val="0"/>
+        </w:rPr>
         <w:t xml:space="preserve">Every </w:t>
       </w:r>
       <w:r>
         <w:rPr>
           <w:rFonts w:ascii="Consolas" w:hAnsi="Consolas"/>
+          <w:b w:val="0"/>
+          <w:i w:val="0"/>
           <w:sz w:val="19"/>
         </w:rPr>
         <w:t>if</w:t>
       </w:r>
       <w:r>
+        <w:rPr>
+          <w:b w:val="0"/>
+          <w:i w:val="0"/>
+        </w:rPr>
         <w:t xml:space="preserve"> block closes with </w:t>
       </w:r>
       <w:r>
         <w:rPr>
           <w:rFonts w:ascii="Consolas" w:hAnsi="Consolas"/>
+          <w:b w:val="0"/>
+          <w:i w:val="0"/>
           <w:sz w:val="19"/>
         </w:rPr>
         <w:t>endif</w:t>
       </w:r>
       <w:r>
+        <w:rPr>
+          <w:b w:val="0"/>
+          <w:i w:val="0"/>
+        </w:rPr>
         <w:t>.</w:t>
       </w:r>
     </w:p>
@@ -1754,6 +2191,10 @@
         <w:pStyle w:val="Heading3"/>
       </w:pPr>
       <w:r>
+        <w:rPr>
+          <w:b w:val="0"/>
+          <w:i w:val="0"/>
+        </w:rPr>
         <w:t>switch / case</w:t>
       </w:r>
     </w:p>
@@ -1792,25 +2233,40 @@
         <w:pStyle w:val="ListBullet"/>
       </w:pPr>
       <w:r>
+        <w:rPr>
+          <w:b w:val="0"/>
+          <w:i w:val="0"/>
+        </w:rPr>
         <w:t xml:space="preserve">Use </w:t>
       </w:r>
       <w:r>
         <w:rPr>
           <w:rFonts w:ascii="Consolas" w:hAnsi="Consolas"/>
+          <w:b w:val="0"/>
+          <w:i w:val="0"/>
           <w:sz w:val="19"/>
         </w:rPr>
         <w:t>switch</w:t>
       </w:r>
       <w:r>
+        <w:rPr>
+          <w:b w:val="0"/>
+          <w:i w:val="0"/>
+        </w:rPr>
         <w:t xml:space="preserve"> when comparing </w:t>
       </w:r>
       <w:r>
         <w:rPr>
           <w:b/>
+          <w:i w:val="0"/>
         </w:rPr>
         <w:t>one variable</w:t>
       </w:r>
       <w:r>
+        <w:rPr>
+          <w:b w:val="0"/>
+          <w:i w:val="0"/>
+        </w:rPr>
         <w:t xml:space="preserve"> against several fixed values.</w:t>
       </w:r>
     </w:p>
@@ -1821,31 +2277,49 @@
       <w:r>
         <w:rPr>
           <w:rFonts w:ascii="Consolas" w:hAnsi="Consolas"/>
+          <w:b w:val="0"/>
+          <w:i w:val="0"/>
           <w:sz w:val="19"/>
         </w:rPr>
         <w:t>default:</w:t>
       </w:r>
       <w:r>
+        <w:rPr>
+          <w:b w:val="0"/>
+          <w:i w:val="0"/>
+        </w:rPr>
         <w:t xml:space="preserve"> is the catch-all (like </w:t>
       </w:r>
       <w:r>
         <w:rPr>
           <w:rFonts w:ascii="Consolas" w:hAnsi="Consolas"/>
+          <w:b w:val="0"/>
+          <w:i w:val="0"/>
           <w:sz w:val="19"/>
         </w:rPr>
         <w:t>else</w:t>
       </w:r>
       <w:r>
+        <w:rPr>
+          <w:b w:val="0"/>
+          <w:i w:val="0"/>
+        </w:rPr>
         <w:t xml:space="preserve">). Close with </w:t>
       </w:r>
       <w:r>
         <w:rPr>
           <w:rFonts w:ascii="Consolas" w:hAnsi="Consolas"/>
+          <w:b w:val="0"/>
+          <w:i w:val="0"/>
           <w:sz w:val="19"/>
         </w:rPr>
         <w:t>endswitch</w:t>
       </w:r>
       <w:r>
+        <w:rPr>
+          <w:b w:val="0"/>
+          <w:i w:val="0"/>
+        </w:rPr>
         <w:t>.</w:t>
       </w:r>
     </w:p>
@@ -1861,6 +2335,10 @@
         <w:pStyle w:val="Heading2"/>
       </w:pPr>
       <w:r>
+        <w:rPr>
+          <w:b w:val="0"/>
+          <w:i w:val="0"/>
+        </w:rPr>
         <w:t>5. Iteration (loops)</w:t>
       </w:r>
     </w:p>
@@ -1869,6 +2347,10 @@
         <w:pStyle w:val="Heading3"/>
       </w:pPr>
       <w:r>
+        <w:rPr>
+          <w:b w:val="0"/>
+          <w:i w:val="0"/>
+        </w:rPr>
         <w:t>Count-controlled: for ... next</w:t>
       </w:r>
     </w:p>
@@ -1890,49 +2372,79 @@
     </w:p>
     <w:p>
       <w:r>
+        <w:rPr>
+          <w:b w:val="0"/>
+          <w:i w:val="0"/>
+        </w:rPr>
         <w:t xml:space="preserve">This prints </w:t>
       </w:r>
       <w:r>
         <w:rPr>
           <w:rFonts w:ascii="Consolas" w:hAnsi="Consolas"/>
+          <w:b w:val="0"/>
+          <w:i w:val="0"/>
           <w:sz w:val="19"/>
         </w:rPr>
         <w:t>0</w:t>
       </w:r>
       <w:r>
+        <w:rPr>
+          <w:b w:val="0"/>
+          <w:i w:val="0"/>
+        </w:rPr>
         <w:t xml:space="preserve"> to </w:t>
       </w:r>
       <w:r>
         <w:rPr>
           <w:rFonts w:ascii="Consolas" w:hAnsi="Consolas"/>
+          <w:b w:val="0"/>
+          <w:i w:val="0"/>
           <w:sz w:val="19"/>
         </w:rPr>
         <w:t>9</w:t>
       </w:r>
       <w:r>
+        <w:rPr>
+          <w:b w:val="0"/>
+          <w:i w:val="0"/>
+        </w:rPr>
         <w:t xml:space="preserve"> (the range is </w:t>
       </w:r>
       <w:r>
         <w:rPr>
           <w:b/>
+          <w:i w:val="0"/>
         </w:rPr>
         <w:t>inclusive</w:t>
       </w:r>
       <w:r>
+        <w:rPr>
+          <w:b w:val="0"/>
+          <w:i w:val="0"/>
+        </w:rPr>
         <w:t xml:space="preserve"> of both ends).</w:t>
       </w:r>
     </w:p>
     <w:p>
       <w:r>
+        <w:rPr>
+          <w:b w:val="0"/>
+          <w:i w:val="0"/>
+        </w:rPr>
         <w:t xml:space="preserve">With a </w:t>
       </w:r>
       <w:r>
         <w:rPr>
           <w:b/>
+          <w:i w:val="0"/>
         </w:rPr>
         <w:t>step</w:t>
       </w:r>
       <w:r>
+        <w:rPr>
+          <w:b w:val="0"/>
+          <w:i w:val="0"/>
+        </w:rPr>
         <w:t xml:space="preserve"> (count up or down by a fixed amount):</w:t>
       </w:r>
     </w:p>
@@ -1973,20 +2485,33 @@
         <w:pStyle w:val="Heading3"/>
       </w:pPr>
       <w:r>
+        <w:rPr>
+          <w:b w:val="0"/>
+          <w:i w:val="0"/>
+        </w:rPr>
         <w:t>Condition-controlled (pre-check): while ... endwhile</w:t>
       </w:r>
     </w:p>
     <w:p>
       <w:r>
+        <w:rPr>
+          <w:b w:val="0"/>
+          <w:i w:val="0"/>
+        </w:rPr>
         <w:t xml:space="preserve">Tests the condition </w:t>
       </w:r>
       <w:r>
         <w:rPr>
           <w:b/>
+          <w:i w:val="0"/>
         </w:rPr>
         <w:t>before</w:t>
       </w:r>
       <w:r>
+        <w:rPr>
+          <w:b w:val="0"/>
+          <w:i w:val="0"/>
+        </w:rPr>
         <w:t xml:space="preserve"> each iteration — may run zero times.</w:t>
       </w:r>
     </w:p>
@@ -2019,29 +2544,47 @@
         <w:pStyle w:val="Heading3"/>
       </w:pPr>
       <w:r>
+        <w:rPr>
+          <w:b w:val="0"/>
+          <w:i w:val="0"/>
+        </w:rPr>
         <w:t>Condition-controlled (post-check): do ... until</w:t>
       </w:r>
     </w:p>
     <w:p>
       <w:r>
+        <w:rPr>
+          <w:b w:val="0"/>
+          <w:i w:val="0"/>
+        </w:rPr>
         <w:t xml:space="preserve">Tests the condition </w:t>
       </w:r>
       <w:r>
         <w:rPr>
           <w:b/>
+          <w:i w:val="0"/>
         </w:rPr>
         <w:t>after</w:t>
       </w:r>
       <w:r>
+        <w:rPr>
+          <w:b w:val="0"/>
+          <w:i w:val="0"/>
+        </w:rPr>
         <w:t xml:space="preserve"> each iteration — always runs </w:t>
       </w:r>
       <w:r>
         <w:rPr>
           <w:b/>
+          <w:i w:val="0"/>
         </w:rPr>
         <w:t>at least once</w:t>
       </w:r>
       <w:r>
+        <w:rPr>
+          <w:b w:val="0"/>
+          <w:i w:val="0"/>
+        </w:rPr>
         <w:t>.</w:t>
       </w:r>
     </w:p>
@@ -2073,30 +2616,49 @@
         <w:pStyle w:val="Heading2"/>
       </w:pPr>
       <w:r>
+        <w:rPr>
+          <w:b w:val="0"/>
+          <w:i w:val="0"/>
+        </w:rPr>
         <w:t>6. String handling</w:t>
       </w:r>
     </w:p>
     <w:p>
       <w:r>
+        <w:rPr>
+          <w:b w:val="0"/>
+          <w:i w:val="0"/>
+        </w:rPr>
         <w:t xml:space="preserve">Strings support these properties and methods (note: methods use a </w:t>
       </w:r>
       <w:r>
         <w:rPr>
           <w:b/>
+          <w:i w:val="0"/>
         </w:rPr>
         <w:t>dot</w:t>
       </w:r>
       <w:r>
+        <w:rPr>
+          <w:b w:val="0"/>
+          <w:i w:val="0"/>
+        </w:rPr>
         <w:t xml:space="preserve"> after the variable; </w:t>
       </w:r>
       <w:r>
         <w:rPr>
           <w:rFonts w:ascii="Consolas" w:hAnsi="Consolas"/>
+          <w:b w:val="0"/>
+          <w:i w:val="0"/>
           <w:sz w:val="19"/>
         </w:rPr>
         <w:t>.length</w:t>
       </w:r>
       <w:r>
+        <w:rPr>
+          <w:b w:val="0"/>
+          <w:i w:val="0"/>
+        </w:rPr>
         <w:t xml:space="preserve"> has no brackets):</w:t>
       </w:r>
     </w:p>
@@ -2133,40 +2695,63 @@
       <w:r>
         <w:rPr>
           <w:b/>
+          <w:i w:val="0"/>
         </w:rPr>
         <w:t>Indexing starts at 0.</w:t>
       </w:r>
       <w:r>
+        <w:rPr>
+          <w:b w:val="0"/>
+          <w:i w:val="0"/>
+        </w:rPr>
         <w:t xml:space="preserve"> In </w:t>
       </w:r>
       <w:r>
         <w:rPr>
           <w:rFonts w:ascii="Consolas" w:hAnsi="Consolas"/>
+          <w:b w:val="0"/>
+          <w:i w:val="0"/>
           <w:sz w:val="19"/>
         </w:rPr>
         <w:t>substring(start, number)</w:t>
       </w:r>
       <w:r>
+        <w:rPr>
+          <w:b w:val="0"/>
+          <w:i w:val="0"/>
+        </w:rPr>
         <w:t xml:space="preserve">, </w:t>
       </w:r>
       <w:r>
         <w:rPr>
           <w:rFonts w:ascii="Consolas" w:hAnsi="Consolas"/>
+          <w:b w:val="0"/>
+          <w:i w:val="0"/>
           <w:sz w:val="19"/>
         </w:rPr>
         <w:t>start</w:t>
       </w:r>
       <w:r>
+        <w:rPr>
+          <w:b w:val="0"/>
+          <w:i w:val="0"/>
+        </w:rPr>
         <w:t xml:space="preserve"> is the index of the first character and </w:t>
       </w:r>
       <w:r>
         <w:rPr>
           <w:rFonts w:ascii="Consolas" w:hAnsi="Consolas"/>
+          <w:b w:val="0"/>
+          <w:i w:val="0"/>
           <w:sz w:val="19"/>
         </w:rPr>
         <w:t>number</w:t>
       </w:r>
       <w:r>
+        <w:rPr>
+          <w:b w:val="0"/>
+          <w:i w:val="0"/>
+        </w:rPr>
         <w:t xml:space="preserve"> is how many characters to take.</w:t>
       </w:r>
     </w:p>
@@ -2175,6 +2760,10 @@
         <w:pStyle w:val="Heading3"/>
       </w:pPr>
       <w:r>
+        <w:rPr>
+          <w:b w:val="0"/>
+          <w:i w:val="0"/>
+        </w:rPr>
         <w:t>Indexing a single character</w:t>
       </w:r>
     </w:p>
@@ -2195,21 +2784,35 @@
         <w:pStyle w:val="Heading3"/>
       </w:pPr>
       <w:r>
+        <w:rPr>
+          <w:b w:val="0"/>
+          <w:i w:val="0"/>
+        </w:rPr>
         <w:t>Concatenation</w:t>
       </w:r>
     </w:p>
     <w:p>
       <w:r>
+        <w:rPr>
+          <w:b w:val="0"/>
+          <w:i w:val="0"/>
+        </w:rPr>
         <w:t xml:space="preserve">Join strings with </w:t>
       </w:r>
       <w:r>
         <w:rPr>
           <w:rFonts w:ascii="Consolas" w:hAnsi="Consolas"/>
+          <w:b w:val="0"/>
+          <w:i w:val="0"/>
           <w:sz w:val="19"/>
         </w:rPr>
         <w:t>+</w:t>
       </w:r>
       <w:r>
+        <w:rPr>
+          <w:b w:val="0"/>
+          <w:i w:val="0"/>
+        </w:rPr>
         <w:t>:</w:t>
       </w:r>
     </w:p>
@@ -2235,16 +2838,26 @@
         <w:shd w:fill="FFF8E7"/>
       </w:pPr>
       <w:r>
+        <w:rPr>
+          <w:b w:val="0"/>
+          <w:i w:val="0"/>
+        </w:rPr>
         <w:t xml:space="preserve">If string method names differ on your paper's reference sheet (e.g. </w:t>
       </w:r>
       <w:r>
         <w:rPr>
           <w:rFonts w:ascii="Consolas" w:hAnsi="Consolas"/>
+          <w:b w:val="0"/>
+          <w:i w:val="0"/>
           <w:sz w:val="19"/>
         </w:rPr>
         <w:t>.subString</w:t>
       </w:r>
       <w:r>
+        <w:rPr>
+          <w:b w:val="0"/>
+          <w:i w:val="0"/>
+        </w:rPr>
         <w:t xml:space="preserve"> casing), use the sheet's version.</w:t>
       </w:r>
     </w:p>
@@ -2260,30 +2873,49 @@
         <w:pStyle w:val="Heading2"/>
       </w:pPr>
       <w:r>
+        <w:rPr>
+          <w:b w:val="0"/>
+          <w:i w:val="0"/>
+        </w:rPr>
         <w:t>7. Arrays</w:t>
       </w:r>
     </w:p>
     <w:p>
       <w:r>
+        <w:rPr>
+          <w:b w:val="0"/>
+          <w:i w:val="0"/>
+        </w:rPr>
         <w:t xml:space="preserve">Arrays are </w:t>
       </w:r>
       <w:r>
         <w:rPr>
           <w:b/>
+          <w:i w:val="0"/>
         </w:rPr>
         <w:t>zero-indexed</w:t>
       </w:r>
       <w:r>
+        <w:rPr>
+          <w:b w:val="0"/>
+          <w:i w:val="0"/>
+        </w:rPr>
         <w:t xml:space="preserve"> and declared with </w:t>
       </w:r>
       <w:r>
         <w:rPr>
           <w:rFonts w:ascii="Consolas" w:hAnsi="Consolas"/>
+          <w:b w:val="0"/>
+          <w:i w:val="0"/>
           <w:sz w:val="19"/>
         </w:rPr>
         <w:t>array</w:t>
       </w:r>
       <w:r>
+        <w:rPr>
+          <w:b w:val="0"/>
+          <w:i w:val="0"/>
+        </w:rPr>
         <w:t>.</w:t>
       </w:r>
     </w:p>
@@ -2292,6 +2924,10 @@
         <w:pStyle w:val="Heading3"/>
       </w:pPr>
       <w:r>
+        <w:rPr>
+          <w:b w:val="0"/>
+          <w:i w:val="0"/>
+        </w:rPr>
         <w:t>1D array</w:t>
       </w:r>
     </w:p>
@@ -2315,6 +2951,10 @@
     </w:p>
     <w:p>
       <w:r>
+        <w:rPr>
+          <w:b w:val="0"/>
+          <w:i w:val="0"/>
+        </w:rPr>
         <w:t>You can also declare with values directly:</w:t>
       </w:r>
     </w:p>
@@ -2337,6 +2977,10 @@
         <w:pStyle w:val="Heading3"/>
       </w:pPr>
       <w:r>
+        <w:rPr>
+          <w:b w:val="0"/>
+          <w:i w:val="0"/>
+        </w:rPr>
         <w:t>Iterating a 1D array</w:t>
       </w:r>
     </w:p>
@@ -2363,21 +3007,35 @@
         <w:pStyle w:val="Heading3"/>
       </w:pPr>
       <w:r>
+        <w:rPr>
+          <w:b w:val="0"/>
+          <w:i w:val="0"/>
+        </w:rPr>
         <w:t>2D array</w:t>
       </w:r>
     </w:p>
     <w:p>
       <w:r>
+        <w:rPr>
+          <w:b w:val="0"/>
+          <w:i w:val="0"/>
+        </w:rPr>
         <w:t xml:space="preserve">Think of it as rows and columns: </w:t>
       </w:r>
       <w:r>
         <w:rPr>
           <w:rFonts w:ascii="Consolas" w:hAnsi="Consolas"/>
+          <w:b w:val="0"/>
+          <w:i w:val="0"/>
           <w:sz w:val="19"/>
         </w:rPr>
         <w:t>board[row, column]</w:t>
       </w:r>
       <w:r>
+        <w:rPr>
+          <w:b w:val="0"/>
+          <w:i w:val="0"/>
+        </w:rPr>
         <w:t>.</w:t>
       </w:r>
     </w:p>
@@ -2404,6 +3062,10 @@
         <w:pStyle w:val="Heading3"/>
       </w:pPr>
       <w:r>
+        <w:rPr>
+          <w:b w:val="0"/>
+          <w:i w:val="0"/>
+        </w:rPr>
         <w:t>Iterating a 2D array (nested loops)</w:t>
       </w:r>
     </w:p>
@@ -2439,6 +3101,10 @@
         <w:pStyle w:val="Heading2"/>
       </w:pPr>
       <w:r>
+        <w:rPr>
+          <w:b w:val="0"/>
+          <w:i w:val="0"/>
+        </w:rPr>
         <w:t>8. Subroutines</w:t>
       </w:r>
     </w:p>
@@ -2447,6 +3113,10 @@
         <w:pStyle w:val="Heading3"/>
       </w:pPr>
       <w:r>
+        <w:rPr>
+          <w:b w:val="0"/>
+          <w:i w:val="0"/>
+        </w:rPr>
         <w:t>Procedure (does something, returns nothing)</w:t>
       </w:r>
     </w:p>
@@ -2468,6 +3138,10 @@
     </w:p>
     <w:p>
       <w:r>
+        <w:rPr>
+          <w:b w:val="0"/>
+          <w:i w:val="0"/>
+        </w:rPr>
         <w:t>Call it with:</w:t>
       </w:r>
     </w:p>
@@ -2488,6 +3162,10 @@
         <w:pStyle w:val="Heading3"/>
       </w:pPr>
       <w:r>
+        <w:rPr>
+          <w:b w:val="0"/>
+          <w:i w:val="0"/>
+        </w:rPr>
         <w:t>Function (returns a value)</w:t>
       </w:r>
     </w:p>
@@ -2509,6 +3187,10 @@
     </w:p>
     <w:p>
       <w:r>
+        <w:rPr>
+          <w:b w:val="0"/>
+          <w:i w:val="0"/>
+        </w:rPr>
         <w:t>Call it and use the returned value:</w:t>
       </w:r>
     </w:p>
@@ -2533,10 +3215,15 @@
       <w:r>
         <w:rPr>
           <w:b/>
+          <w:i w:val="0"/>
         </w:rPr>
         <w:t>Parameters</w:t>
       </w:r>
       <w:r>
+        <w:rPr>
+          <w:b w:val="0"/>
+          <w:i w:val="0"/>
+        </w:rPr>
         <w:t xml:space="preserve"> go in the brackets and are passed when calling.</w:t>
       </w:r>
     </w:p>
@@ -2545,45 +3232,72 @@
         <w:pStyle w:val="ListBullet"/>
       </w:pPr>
       <w:r>
+        <w:rPr>
+          <w:b w:val="0"/>
+          <w:i w:val="0"/>
+        </w:rPr>
         <w:t xml:space="preserve">A </w:t>
       </w:r>
       <w:r>
         <w:rPr>
           <w:rFonts w:ascii="Consolas" w:hAnsi="Consolas"/>
+          <w:b w:val="0"/>
+          <w:i w:val="0"/>
           <w:sz w:val="19"/>
         </w:rPr>
         <w:t>function</w:t>
       </w:r>
       <w:r>
+        <w:rPr>
+          <w:b w:val="0"/>
+          <w:i w:val="0"/>
+        </w:rPr>
         <w:t xml:space="preserve"> </w:t>
       </w:r>
       <w:r>
         <w:rPr>
           <w:b/>
+          <w:i w:val="0"/>
         </w:rPr>
         <w:t>must</w:t>
       </w:r>
       <w:r>
+        <w:rPr>
+          <w:b w:val="0"/>
+          <w:i w:val="0"/>
+        </w:rPr>
         <w:t xml:space="preserve"> use </w:t>
       </w:r>
       <w:r>
         <w:rPr>
           <w:rFonts w:ascii="Consolas" w:hAnsi="Consolas"/>
+          <w:b w:val="0"/>
+          <w:i w:val="0"/>
           <w:sz w:val="19"/>
         </w:rPr>
         <w:t>return</w:t>
       </w:r>
       <w:r>
+        <w:rPr>
+          <w:b w:val="0"/>
+          <w:i w:val="0"/>
+        </w:rPr>
         <w:t xml:space="preserve">; a </w:t>
       </w:r>
       <w:r>
         <w:rPr>
           <w:rFonts w:ascii="Consolas" w:hAnsi="Consolas"/>
+          <w:b w:val="0"/>
+          <w:i w:val="0"/>
           <w:sz w:val="19"/>
         </w:rPr>
         <w:t>procedure</w:t>
       </w:r>
       <w:r>
+        <w:rPr>
+          <w:b w:val="0"/>
+          <w:i w:val="0"/>
+        </w:rPr>
         <w:t xml:space="preserve"> does not return a value.</w:t>
       </w:r>
     </w:p>
@@ -2592,26 +3306,42 @@
         <w:pStyle w:val="ListBullet"/>
       </w:pPr>
       <w:r>
+        <w:rPr>
+          <w:b w:val="0"/>
+          <w:i w:val="0"/>
+        </w:rPr>
         <w:t xml:space="preserve">Choose a </w:t>
       </w:r>
       <w:r>
         <w:rPr>
           <w:rFonts w:ascii="Consolas" w:hAnsi="Consolas"/>
+          <w:b w:val="0"/>
+          <w:i w:val="0"/>
           <w:sz w:val="19"/>
         </w:rPr>
         <w:t>function</w:t>
       </w:r>
       <w:r>
+        <w:rPr>
+          <w:b w:val="0"/>
+          <w:i w:val="0"/>
+        </w:rPr>
         <w:t xml:space="preserve"> when you need an answer back; a </w:t>
       </w:r>
       <w:r>
         <w:rPr>
           <w:rFonts w:ascii="Consolas" w:hAnsi="Consolas"/>
+          <w:b w:val="0"/>
+          <w:i w:val="0"/>
           <w:sz w:val="19"/>
         </w:rPr>
         <w:t>procedure</w:t>
       </w:r>
       <w:r>
+        <w:rPr>
+          <w:b w:val="0"/>
+          <w:i w:val="0"/>
+        </w:rPr>
         <w:t xml:space="preserve"> for an action.</w:t>
       </w:r>
     </w:p>
@@ -2627,6 +3357,10 @@
         <w:pStyle w:val="Heading2"/>
       </w:pPr>
       <w:r>
+        <w:rPr>
+          <w:b w:val="0"/>
+          <w:i w:val="0"/>
+        </w:rPr>
         <w:t>9. File handling</w:t>
       </w:r>
     </w:p>
@@ -2651,6 +3385,10 @@
         <w:pStyle w:val="Heading3"/>
       </w:pPr>
       <w:r>
+        <w:rPr>
+          <w:b w:val="0"/>
+          <w:i w:val="0"/>
+        </w:rPr>
         <w:t>Reading</w:t>
       </w:r>
     </w:p>
@@ -2681,6 +3419,10 @@
         <w:pStyle w:val="Heading3"/>
       </w:pPr>
       <w:r>
+        <w:rPr>
+          <w:b w:val="0"/>
+          <w:i w:val="0"/>
+        </w:rPr>
         <w:t>Writing</w:t>
       </w:r>
     </w:p>
@@ -2727,6 +3469,7 @@
             <w:r>
               <w:rPr>
                 <w:b/>
+                <w:i w:val="0"/>
               </w:rPr>
               <w:t>Method</w:t>
             </w:r>
@@ -2746,6 +3489,7 @@
             <w:r>
               <w:rPr>
                 <w:b/>
+                <w:i w:val="0"/>
               </w:rPr>
               <w:t>Purpose</w:t>
             </w:r>
@@ -2762,6 +3506,8 @@
             <w:r>
               <w:rPr>
                 <w:rFonts w:ascii="Consolas" w:hAnsi="Consolas"/>
+                <w:b w:val="0"/>
+                <w:i w:val="0"/>
                 <w:sz w:val="19"/>
               </w:rPr>
               <w:t>.readLine()</w:t>
@@ -2775,6 +3521,10 @@
           <w:p>
             <w:r/>
             <w:r>
+              <w:rPr>
+                <w:b w:val="0"/>
+                <w:i w:val="0"/>
+              </w:rPr>
               <w:t>read the next line from the file</w:t>
             </w:r>
           </w:p>
@@ -2790,6 +3540,8 @@
             <w:r>
               <w:rPr>
                 <w:rFonts w:ascii="Consolas" w:hAnsi="Consolas"/>
+                <w:b w:val="0"/>
+                <w:i w:val="0"/>
                 <w:sz w:val="19"/>
               </w:rPr>
               <w:t>.writeLine(text)</w:t>
@@ -2803,6 +3555,10 @@
           <w:p>
             <w:r/>
             <w:r>
+              <w:rPr>
+                <w:b w:val="0"/>
+                <w:i w:val="0"/>
+              </w:rPr>
               <w:t>write a line to the file</w:t>
             </w:r>
           </w:p>
@@ -2818,6 +3574,8 @@
             <w:r>
               <w:rPr>
                 <w:rFonts w:ascii="Consolas" w:hAnsi="Consolas"/>
+                <w:b w:val="0"/>
+                <w:i w:val="0"/>
                 <w:sz w:val="19"/>
               </w:rPr>
               <w:t>.endOfFile()</w:t>
@@ -2831,16 +3589,26 @@
           <w:p>
             <w:r/>
             <w:r>
+              <w:rPr>
+                <w:b w:val="0"/>
+                <w:i w:val="0"/>
+              </w:rPr>
               <w:t xml:space="preserve">returns </w:t>
             </w:r>
             <w:r>
               <w:rPr>
                 <w:rFonts w:ascii="Consolas" w:hAnsi="Consolas"/>
+                <w:b w:val="0"/>
+                <w:i w:val="0"/>
                 <w:sz w:val="19"/>
               </w:rPr>
               <w:t>True</w:t>
             </w:r>
             <w:r>
+              <w:rPr>
+                <w:b w:val="0"/>
+                <w:i w:val="0"/>
+              </w:rPr>
               <w:t xml:space="preserve"> when the end is reached</w:t>
             </w:r>
           </w:p>
@@ -2856,6 +3624,8 @@
             <w:r>
               <w:rPr>
                 <w:rFonts w:ascii="Consolas" w:hAnsi="Consolas"/>
+                <w:b w:val="0"/>
+                <w:i w:val="0"/>
                 <w:sz w:val="19"/>
               </w:rPr>
               <w:t>.close()</w:t>
@@ -2869,15 +3639,24 @@
           <w:p>
             <w:r/>
             <w:r>
+              <w:rPr>
+                <w:b w:val="0"/>
+                <w:i w:val="0"/>
+              </w:rPr>
               <w:t>close the file (</w:t>
             </w:r>
             <w:r>
               <w:rPr>
                 <w:b/>
+                <w:i w:val="0"/>
               </w:rPr>
               <w:t>always do this</w:t>
             </w:r>
             <w:r>
+              <w:rPr>
+                <w:b w:val="0"/>
+                <w:i w:val="0"/>
+              </w:rPr>
               <w:t>)</w:t>
             </w:r>
           </w:p>
@@ -2897,6 +3676,10 @@
         <w:pStyle w:val="Heading2"/>
       </w:pPr>
       <w:r>
+        <w:rPr>
+          <w:b w:val="0"/>
+          <w:i w:val="0"/>
+        </w:rPr>
         <w:t>10. Random numbers</w:t>
       </w:r>
     </w:p>
@@ -2916,31 +3699,49 @@
       <w:r>
         <w:rPr>
           <w:rFonts w:ascii="Consolas" w:hAnsi="Consolas"/>
+          <w:b w:val="0"/>
+          <w:i w:val="0"/>
           <w:sz w:val="19"/>
         </w:rPr>
         <w:t>random(a, b)</w:t>
       </w:r>
       <w:r>
+        <w:rPr>
+          <w:b w:val="0"/>
+          <w:i w:val="0"/>
+        </w:rPr>
         <w:t xml:space="preserve"> returns a random integer from </w:t>
       </w:r>
       <w:r>
         <w:rPr>
           <w:rFonts w:ascii="Consolas" w:hAnsi="Consolas"/>
+          <w:b w:val="0"/>
+          <w:i w:val="0"/>
           <w:sz w:val="19"/>
         </w:rPr>
         <w:t>a</w:t>
       </w:r>
       <w:r>
+        <w:rPr>
+          <w:b w:val="0"/>
+          <w:i w:val="0"/>
+        </w:rPr>
         <w:t xml:space="preserve"> to </w:t>
       </w:r>
       <w:r>
         <w:rPr>
           <w:rFonts w:ascii="Consolas" w:hAnsi="Consolas"/>
+          <w:b w:val="0"/>
+          <w:i w:val="0"/>
           <w:sz w:val="19"/>
         </w:rPr>
         <w:t>b</w:t>
       </w:r>
       <w:r>
+        <w:rPr>
+          <w:b w:val="0"/>
+          <w:i w:val="0"/>
+        </w:rPr>
         <w:t xml:space="preserve"> (both ends included).</w:t>
       </w:r>
     </w:p>
@@ -2956,51 +3757,83 @@
         <w:pStyle w:val="Heading2"/>
       </w:pPr>
       <w:r>
+        <w:rPr>
+          <w:b w:val="0"/>
+          <w:i w:val="0"/>
+        </w:rPr>
         <w:t>11. Object-Oriented Programming (OCR reference style)</w:t>
       </w:r>
     </w:p>
     <w:p>
       <w:r>
+        <w:rPr>
+          <w:b w:val="0"/>
+          <w:i w:val="0"/>
+        </w:rPr>
         <w:t xml:space="preserve">OCR's object-oriented pseudocode uses </w:t>
       </w:r>
       <w:r>
         <w:rPr>
           <w:rFonts w:ascii="Consolas" w:hAnsi="Consolas"/>
+          <w:b w:val="0"/>
+          <w:i w:val="0"/>
           <w:sz w:val="19"/>
         </w:rPr>
         <w:t>class</w:t>
       </w:r>
       <w:r>
+        <w:rPr>
+          <w:b w:val="0"/>
+          <w:i w:val="0"/>
+        </w:rPr>
         <w:t xml:space="preserve">, </w:t>
       </w:r>
       <w:r>
         <w:rPr>
           <w:rFonts w:ascii="Consolas" w:hAnsi="Consolas"/>
+          <w:b w:val="0"/>
+          <w:i w:val="0"/>
           <w:sz w:val="19"/>
         </w:rPr>
         <w:t>public</w:t>
       </w:r>
       <w:r>
+        <w:rPr>
+          <w:b w:val="0"/>
+          <w:i w:val="0"/>
+        </w:rPr>
         <w:t>/</w:t>
       </w:r>
       <w:r>
         <w:rPr>
           <w:rFonts w:ascii="Consolas" w:hAnsi="Consolas"/>
+          <w:b w:val="0"/>
+          <w:i w:val="0"/>
           <w:sz w:val="19"/>
         </w:rPr>
         <w:t>private</w:t>
       </w:r>
       <w:r>
+        <w:rPr>
+          <w:b w:val="0"/>
+          <w:i w:val="0"/>
+        </w:rPr>
         <w:t xml:space="preserve"> access modifiers, a </w:t>
       </w:r>
       <w:r>
         <w:rPr>
           <w:rFonts w:ascii="Consolas" w:hAnsi="Consolas"/>
+          <w:b w:val="0"/>
+          <w:i w:val="0"/>
           <w:sz w:val="19"/>
         </w:rPr>
         <w:t>new</w:t>
       </w:r>
       <w:r>
+        <w:rPr>
+          <w:b w:val="0"/>
+          <w:i w:val="0"/>
+        </w:rPr>
         <w:t xml:space="preserve"> constructor, attributes and methods.</w:t>
       </w:r>
     </w:p>
@@ -3009,6 +3842,10 @@
         <w:pStyle w:val="Heading3"/>
       </w:pPr>
       <w:r>
+        <w:rPr>
+          <w:b w:val="0"/>
+          <w:i w:val="0"/>
+        </w:rPr>
         <w:t>Defining a class</w:t>
       </w:r>
     </w:p>
@@ -3060,11 +3897,17 @@
       <w:r>
         <w:rPr>
           <w:rFonts w:ascii="Consolas" w:hAnsi="Consolas"/>
+          <w:b w:val="0"/>
+          <w:i w:val="0"/>
           <w:sz w:val="19"/>
         </w:rPr>
         <w:t>private</w:t>
       </w:r>
       <w:r>
+        <w:rPr>
+          <w:b w:val="0"/>
+          <w:i w:val="0"/>
+        </w:rPr>
         <w:t xml:space="preserve"> attributes are accessible only inside the class (encapsulation).</w:t>
       </w:r>
     </w:p>
@@ -3075,11 +3918,17 @@
       <w:r>
         <w:rPr>
           <w:rFonts w:ascii="Consolas" w:hAnsi="Consolas"/>
+          <w:b w:val="0"/>
+          <w:i w:val="0"/>
           <w:sz w:val="19"/>
         </w:rPr>
         <w:t>public</w:t>
       </w:r>
       <w:r>
+        <w:rPr>
+          <w:b w:val="0"/>
+          <w:i w:val="0"/>
+        </w:rPr>
         <w:t xml:space="preserve"> methods can be called from outside.</w:t>
       </w:r>
     </w:p>
@@ -3088,25 +3937,40 @@
         <w:pStyle w:val="ListBullet"/>
       </w:pPr>
       <w:r>
+        <w:rPr>
+          <w:b w:val="0"/>
+          <w:i w:val="0"/>
+        </w:rPr>
         <w:t xml:space="preserve">The </w:t>
       </w:r>
       <w:r>
         <w:rPr>
           <w:b/>
+          <w:i w:val="0"/>
         </w:rPr>
         <w:t>constructor</w:t>
       </w:r>
       <w:r>
+        <w:rPr>
+          <w:b w:val="0"/>
+          <w:i w:val="0"/>
+        </w:rPr>
         <w:t xml:space="preserve"> is the method named </w:t>
       </w:r>
       <w:r>
         <w:rPr>
           <w:rFonts w:ascii="Consolas" w:hAnsi="Consolas"/>
+          <w:b w:val="0"/>
+          <w:i w:val="0"/>
           <w:sz w:val="19"/>
         </w:rPr>
         <w:t>new</w:t>
       </w:r>
       <w:r>
+        <w:rPr>
+          <w:b w:val="0"/>
+          <w:i w:val="0"/>
+        </w:rPr>
         <w:t>, called automatically when an object is created.</w:t>
       </w:r>
     </w:p>
@@ -3115,6 +3979,10 @@
         <w:pStyle w:val="Heading3"/>
       </w:pPr>
       <w:r>
+        <w:rPr>
+          <w:b w:val="0"/>
+          <w:i w:val="0"/>
+        </w:rPr>
         <w:t>Creating and using an object</w:t>
       </w:r>
     </w:p>
@@ -3140,16 +4008,26 @@
         <w:shd w:fill="FFF8E7"/>
       </w:pPr>
       <w:r>
+        <w:rPr>
+          <w:b w:val="0"/>
+          <w:i w:val="0"/>
+        </w:rPr>
         <w:t xml:space="preserve">Note: an object is created with </w:t>
       </w:r>
       <w:r>
         <w:rPr>
           <w:rFonts w:ascii="Consolas" w:hAnsi="Consolas"/>
+          <w:b w:val="0"/>
+          <w:i w:val="0"/>
           <w:sz w:val="19"/>
         </w:rPr>
         <w:t>new ClassName(arguments)</w:t>
       </w:r>
       <w:r>
+        <w:rPr>
+          <w:b w:val="0"/>
+          <w:i w:val="0"/>
+        </w:rPr>
         <w:t>.</w:t>
       </w:r>
     </w:p>
@@ -3158,41 +4036,67 @@
         <w:pStyle w:val="Heading3"/>
       </w:pPr>
       <w:r>
+        <w:rPr>
+          <w:b w:val="0"/>
+          <w:i w:val="0"/>
+        </w:rPr>
         <w:t>Inheritance (</w:t>
       </w:r>
       <w:r>
         <w:rPr>
           <w:rFonts w:ascii="Consolas" w:hAnsi="Consolas"/>
+          <w:b w:val="0"/>
+          <w:i w:val="0"/>
           <w:sz w:val="19"/>
         </w:rPr>
         <w:t>inherits</w:t>
       </w:r>
       <w:r>
+        <w:rPr>
+          <w:b w:val="0"/>
+          <w:i w:val="0"/>
+        </w:rPr>
         <w:t>)</w:t>
       </w:r>
     </w:p>
     <w:p>
       <w:r>
+        <w:rPr>
+          <w:b w:val="0"/>
+          <w:i w:val="0"/>
+        </w:rPr>
         <w:t xml:space="preserve">A subclass </w:t>
       </w:r>
       <w:r>
         <w:rPr>
           <w:rFonts w:ascii="Consolas" w:hAnsi="Consolas"/>
+          <w:b w:val="0"/>
+          <w:i w:val="0"/>
           <w:sz w:val="19"/>
         </w:rPr>
         <w:t>inherits</w:t>
       </w:r>
       <w:r>
+        <w:rPr>
+          <w:b w:val="0"/>
+          <w:i w:val="0"/>
+        </w:rPr>
         <w:t xml:space="preserve"> from a superclass, gaining its attributes and methods. </w:t>
       </w:r>
       <w:r>
         <w:rPr>
           <w:rFonts w:ascii="Consolas" w:hAnsi="Consolas"/>
+          <w:b w:val="0"/>
+          <w:i w:val="0"/>
           <w:sz w:val="19"/>
         </w:rPr>
         <w:t>super</w:t>
       </w:r>
       <w:r>
+        <w:rPr>
+          <w:b w:val="0"/>
+          <w:i w:val="0"/>
+        </w:rPr>
         <w:t xml:space="preserve"> calls the parent constructor.</w:t>
       </w:r>
     </w:p>
@@ -3256,6 +4160,10 @@
         <w:pStyle w:val="Heading2"/>
       </w:pPr>
       <w:r>
+        <w:rPr>
+          <w:b w:val="0"/>
+          <w:i w:val="0"/>
+        </w:rPr>
         <w:t>12. Common syntax mistakes that lose (or cost) marks</w:t>
       </w:r>
     </w:p>
@@ -3266,40 +4174,63 @@
       <w:r>
         <w:rPr>
           <w:b/>
+          <w:i w:val="0"/>
         </w:rPr>
         <w:t>Mixing languages.</w:t>
       </w:r>
       <w:r>
+        <w:rPr>
+          <w:b w:val="0"/>
+          <w:i w:val="0"/>
+        </w:rPr>
         <w:t xml:space="preserve"> Don't drop Python's </w:t>
       </w:r>
       <w:r>
         <w:rPr>
           <w:rFonts w:ascii="Consolas" w:hAnsi="Consolas"/>
+          <w:b w:val="0"/>
+          <w:i w:val="0"/>
           <w:sz w:val="19"/>
         </w:rPr>
         <w:t>print(x)</w:t>
       </w:r>
       <w:r>
+        <w:rPr>
+          <w:b w:val="0"/>
+          <w:i w:val="0"/>
+        </w:rPr>
         <w:t xml:space="preserve"> colons and indentation rules into OCR pseudocode that uses </w:t>
       </w:r>
       <w:r>
         <w:rPr>
           <w:rFonts w:ascii="Consolas" w:hAnsi="Consolas"/>
+          <w:b w:val="0"/>
+          <w:i w:val="0"/>
           <w:sz w:val="19"/>
         </w:rPr>
         <w:t>endif</w:t>
       </w:r>
       <w:r>
+        <w:rPr>
+          <w:b w:val="0"/>
+          <w:i w:val="0"/>
+        </w:rPr>
         <w:t>/</w:t>
       </w:r>
       <w:r>
         <w:rPr>
           <w:rFonts w:ascii="Consolas" w:hAnsi="Consolas"/>
+          <w:b w:val="0"/>
+          <w:i w:val="0"/>
           <w:sz w:val="19"/>
         </w:rPr>
         <w:t>next</w:t>
       </w:r>
       <w:r>
+        <w:rPr>
+          <w:b w:val="0"/>
+          <w:i w:val="0"/>
+        </w:rPr>
         <w:t>. Pick one style and keep it.</w:t>
       </w:r>
     </w:p>
@@ -3310,50 +4241,95 @@
       <w:r>
         <w:rPr>
           <w:b/>
-        </w:rPr>
-        <w:t>Using `=` for comparison.</w:t>
-      </w:r>
-      <w:r>
+          <w:i w:val="0"/>
+        </w:rPr>
+        <w:t xml:space="preserve">Using </w:t>
+      </w:r>
+      <w:r>
+        <w:rPr>
+          <w:rFonts w:ascii="Consolas" w:hAnsi="Consolas"/>
+          <w:b/>
+          <w:i w:val="0"/>
+          <w:sz w:val="19"/>
+        </w:rPr>
+        <w:t>=</w:t>
+      </w:r>
+      <w:r>
+        <w:rPr>
+          <w:b/>
+          <w:i w:val="0"/>
+        </w:rPr>
+        <w:t xml:space="preserve"> for comparison.</w:t>
+      </w:r>
+      <w:r>
+        <w:rPr>
+          <w:b w:val="0"/>
+          <w:i w:val="0"/>
+        </w:rPr>
         <w:t xml:space="preserve"> Use </w:t>
       </w:r>
       <w:r>
         <w:rPr>
           <w:rFonts w:ascii="Consolas" w:hAnsi="Consolas"/>
+          <w:b w:val="0"/>
+          <w:i w:val="0"/>
           <w:sz w:val="19"/>
         </w:rPr>
         <w:t>==</w:t>
       </w:r>
       <w:r>
+        <w:rPr>
+          <w:b w:val="0"/>
+          <w:i w:val="0"/>
+        </w:rPr>
         <w:t xml:space="preserve"> to compare, </w:t>
       </w:r>
       <w:r>
         <w:rPr>
           <w:rFonts w:ascii="Consolas" w:hAnsi="Consolas"/>
+          <w:b w:val="0"/>
+          <w:i w:val="0"/>
           <w:sz w:val="19"/>
         </w:rPr>
         <w:t>=</w:t>
       </w:r>
       <w:r>
+        <w:rPr>
+          <w:b w:val="0"/>
+          <w:i w:val="0"/>
+        </w:rPr>
         <w:t xml:space="preserve"> to assign. (</w:t>
       </w:r>
       <w:r>
         <w:rPr>
           <w:rFonts w:ascii="Consolas" w:hAnsi="Consolas"/>
+          <w:b w:val="0"/>
+          <w:i w:val="0"/>
           <w:sz w:val="19"/>
         </w:rPr>
         <w:t>if x = 5</w:t>
       </w:r>
       <w:r>
+        <w:rPr>
+          <w:b w:val="0"/>
+          <w:i w:val="0"/>
+        </w:rPr>
         <w:t xml:space="preserve"> should be </w:t>
       </w:r>
       <w:r>
         <w:rPr>
           <w:rFonts w:ascii="Consolas" w:hAnsi="Consolas"/>
+          <w:b w:val="0"/>
+          <w:i w:val="0"/>
           <w:sz w:val="19"/>
         </w:rPr>
         <w:t>if x == 5</w:t>
       </w:r>
       <w:r>
+        <w:rPr>
+          <w:b w:val="0"/>
+          <w:i w:val="0"/>
+        </w:rPr>
         <w:t>.)</w:t>
       </w:r>
     </w:p>
@@ -3364,80 +4340,127 @@
       <w:r>
         <w:rPr>
           <w:b/>
+          <w:i w:val="0"/>
         </w:rPr>
         <w:t>Forgetting the closing keyword.</w:t>
       </w:r>
       <w:r>
+        <w:rPr>
+          <w:b w:val="0"/>
+          <w:i w:val="0"/>
+        </w:rPr>
         <w:t xml:space="preserve"> Every block closes: </w:t>
       </w:r>
       <w:r>
         <w:rPr>
           <w:rFonts w:ascii="Consolas" w:hAnsi="Consolas"/>
+          <w:b w:val="0"/>
+          <w:i w:val="0"/>
           <w:sz w:val="19"/>
         </w:rPr>
         <w:t>endif</w:t>
       </w:r>
       <w:r>
+        <w:rPr>
+          <w:b w:val="0"/>
+          <w:i w:val="0"/>
+        </w:rPr>
         <w:t xml:space="preserve">, </w:t>
       </w:r>
       <w:r>
         <w:rPr>
           <w:rFonts w:ascii="Consolas" w:hAnsi="Consolas"/>
+          <w:b w:val="0"/>
+          <w:i w:val="0"/>
           <w:sz w:val="19"/>
         </w:rPr>
         <w:t>endwhile</w:t>
       </w:r>
       <w:r>
+        <w:rPr>
+          <w:b w:val="0"/>
+          <w:i w:val="0"/>
+        </w:rPr>
         <w:t xml:space="preserve">, </w:t>
       </w:r>
       <w:r>
         <w:rPr>
           <w:rFonts w:ascii="Consolas" w:hAnsi="Consolas"/>
+          <w:b w:val="0"/>
+          <w:i w:val="0"/>
           <w:sz w:val="19"/>
         </w:rPr>
         <w:t>next</w:t>
       </w:r>
       <w:r>
+        <w:rPr>
+          <w:b w:val="0"/>
+          <w:i w:val="0"/>
+        </w:rPr>
         <w:t xml:space="preserve">, </w:t>
       </w:r>
       <w:r>
         <w:rPr>
           <w:rFonts w:ascii="Consolas" w:hAnsi="Consolas"/>
+          <w:b w:val="0"/>
+          <w:i w:val="0"/>
           <w:sz w:val="19"/>
         </w:rPr>
         <w:t>endprocedure</w:t>
       </w:r>
       <w:r>
+        <w:rPr>
+          <w:b w:val="0"/>
+          <w:i w:val="0"/>
+        </w:rPr>
         <w:t xml:space="preserve">, </w:t>
       </w:r>
       <w:r>
         <w:rPr>
           <w:rFonts w:ascii="Consolas" w:hAnsi="Consolas"/>
+          <w:b w:val="0"/>
+          <w:i w:val="0"/>
           <w:sz w:val="19"/>
         </w:rPr>
         <w:t>endfunction</w:t>
       </w:r>
       <w:r>
+        <w:rPr>
+          <w:b w:val="0"/>
+          <w:i w:val="0"/>
+        </w:rPr>
         <w:t xml:space="preserve">, </w:t>
       </w:r>
       <w:r>
         <w:rPr>
           <w:rFonts w:ascii="Consolas" w:hAnsi="Consolas"/>
+          <w:b w:val="0"/>
+          <w:i w:val="0"/>
           <w:sz w:val="19"/>
         </w:rPr>
         <w:t>endswitch</w:t>
       </w:r>
       <w:r>
+        <w:rPr>
+          <w:b w:val="0"/>
+          <w:i w:val="0"/>
+        </w:rPr>
         <w:t xml:space="preserve">, </w:t>
       </w:r>
       <w:r>
         <w:rPr>
           <w:rFonts w:ascii="Consolas" w:hAnsi="Consolas"/>
+          <w:b w:val="0"/>
+          <w:i w:val="0"/>
           <w:sz w:val="19"/>
         </w:rPr>
         <w:t>endclass</w:t>
       </w:r>
       <w:r>
+        <w:rPr>
+          <w:b w:val="0"/>
+          <w:i w:val="0"/>
+        </w:rPr>
         <w:t>. Missing these makes logic ambiguous.</w:t>
       </w:r>
     </w:p>
@@ -3448,8 +4471,41 @@
       <w:r>
         <w:rPr>
           <w:b/>
-        </w:rPr>
-        <w:t>Forgetting `then` after an `if` condition.</w:t>
+          <w:i w:val="0"/>
+        </w:rPr>
+        <w:t xml:space="preserve">Forgetting </w:t>
+      </w:r>
+      <w:r>
+        <w:rPr>
+          <w:rFonts w:ascii="Consolas" w:hAnsi="Consolas"/>
+          <w:b/>
+          <w:i w:val="0"/>
+          <w:sz w:val="19"/>
+        </w:rPr>
+        <w:t>then</w:t>
+      </w:r>
+      <w:r>
+        <w:rPr>
+          <w:b/>
+          <w:i w:val="0"/>
+        </w:rPr>
+        <w:t xml:space="preserve"> after an </w:t>
+      </w:r>
+      <w:r>
+        <w:rPr>
+          <w:rFonts w:ascii="Consolas" w:hAnsi="Consolas"/>
+          <w:b/>
+          <w:i w:val="0"/>
+          <w:sz w:val="19"/>
+        </w:rPr>
+        <w:t>if</w:t>
+      </w:r>
+      <w:r>
+        <w:rPr>
+          <w:b/>
+          <w:i w:val="0"/>
+        </w:rPr>
+        <w:t xml:space="preserve"> condition.</w:t>
       </w:r>
     </w:p>
     <w:p>
@@ -3459,39 +4515,61 @@
       <w:r>
         <w:rPr>
           <w:b/>
+          <w:i w:val="0"/>
         </w:rPr>
         <w:t>Off-by-one in arrays.</w:t>
       </w:r>
       <w:r>
+        <w:rPr>
+          <w:b w:val="0"/>
+          <w:i w:val="0"/>
+        </w:rPr>
         <w:t xml:space="preserve"> Arrays start at index </w:t>
       </w:r>
       <w:r>
         <w:rPr>
           <w:b/>
+          <w:i w:val="0"/>
         </w:rPr>
         <w:t>0</w:t>
       </w:r>
       <w:r>
+        <w:rPr>
+          <w:b w:val="0"/>
+          <w:i w:val="0"/>
+        </w:rPr>
         <w:t xml:space="preserve">, so the last index is </w:t>
       </w:r>
       <w:r>
         <w:rPr>
           <w:rFonts w:ascii="Consolas" w:hAnsi="Consolas"/>
+          <w:b w:val="0"/>
+          <w:i w:val="0"/>
           <w:sz w:val="19"/>
         </w:rPr>
         <w:t>length - 1</w:t>
       </w:r>
       <w:r>
+        <w:rPr>
+          <w:b w:val="0"/>
+          <w:i w:val="0"/>
+        </w:rPr>
         <w:t xml:space="preserve">. Looping </w:t>
       </w:r>
       <w:r>
         <w:rPr>
           <w:rFonts w:ascii="Consolas" w:hAnsi="Consolas"/>
+          <w:b w:val="0"/>
+          <w:i w:val="0"/>
           <w:sz w:val="19"/>
         </w:rPr>
         <w:t>for i = 0 to array.length</w:t>
       </w:r>
       <w:r>
+        <w:rPr>
+          <w:b w:val="0"/>
+          <w:i w:val="0"/>
+        </w:rPr>
         <w:t xml:space="preserve"> goes one too far.</w:t>
       </w:r>
     </w:p>
@@ -3502,59 +4580,109 @@
       <w:r>
         <w:rPr>
           <w:b/>
-        </w:rPr>
-        <w:t>Not casting `input()`.</w:t>
-      </w:r>
-      <w:r>
+          <w:i w:val="0"/>
+        </w:rPr>
+        <w:t xml:space="preserve">Not casting </w:t>
+      </w:r>
+      <w:r>
+        <w:rPr>
+          <w:rFonts w:ascii="Consolas" w:hAnsi="Consolas"/>
+          <w:b/>
+          <w:i w:val="0"/>
+          <w:sz w:val="19"/>
+        </w:rPr>
+        <w:t>input()</w:t>
+      </w:r>
+      <w:r>
+        <w:rPr>
+          <w:b/>
+          <w:i w:val="0"/>
+        </w:rPr>
+        <w:t>.</w:t>
+      </w:r>
+      <w:r>
+        <w:rPr>
+          <w:b w:val="0"/>
+          <w:i w:val="0"/>
+        </w:rPr>
         <w:t xml:space="preserve"> </w:t>
       </w:r>
       <w:r>
         <w:rPr>
           <w:rFonts w:ascii="Consolas" w:hAnsi="Consolas"/>
+          <w:b w:val="0"/>
+          <w:i w:val="0"/>
           <w:sz w:val="19"/>
         </w:rPr>
         <w:t>input()</w:t>
       </w:r>
       <w:r>
+        <w:rPr>
+          <w:b w:val="0"/>
+          <w:i w:val="0"/>
+        </w:rPr>
         <w:t xml:space="preserve"> returns a </w:t>
       </w:r>
       <w:r>
         <w:rPr>
           <w:b/>
+          <w:i w:val="0"/>
         </w:rPr>
         <w:t>string</w:t>
       </w:r>
       <w:r>
+        <w:rPr>
+          <w:b w:val="0"/>
+          <w:i w:val="0"/>
+        </w:rPr>
         <w:t xml:space="preserve">. </w:t>
       </w:r>
       <w:r>
         <w:rPr>
           <w:rFonts w:ascii="Consolas" w:hAnsi="Consolas"/>
+          <w:b w:val="0"/>
+          <w:i w:val="0"/>
           <w:sz w:val="19"/>
         </w:rPr>
         <w:t>age = input(...)</w:t>
       </w:r>
       <w:r>
+        <w:rPr>
+          <w:b w:val="0"/>
+          <w:i w:val="0"/>
+        </w:rPr>
         <w:t xml:space="preserve"> then </w:t>
       </w:r>
       <w:r>
         <w:rPr>
           <w:rFonts w:ascii="Consolas" w:hAnsi="Consolas"/>
+          <w:b w:val="0"/>
+          <w:i w:val="0"/>
           <w:sz w:val="19"/>
         </w:rPr>
         <w:t>age + 1</w:t>
       </w:r>
       <w:r>
+        <w:rPr>
+          <w:b w:val="0"/>
+          <w:i w:val="0"/>
+        </w:rPr>
         <w:t xml:space="preserve"> will not work — use </w:t>
       </w:r>
       <w:r>
         <w:rPr>
           <w:rFonts w:ascii="Consolas" w:hAnsi="Consolas"/>
+          <w:b w:val="0"/>
+          <w:i w:val="0"/>
           <w:sz w:val="19"/>
         </w:rPr>
         <w:t>age = int(input(...))</w:t>
       </w:r>
       <w:r>
+        <w:rPr>
+          <w:b w:val="0"/>
+          <w:i w:val="0"/>
+        </w:rPr>
         <w:t>.</w:t>
       </w:r>
     </w:p>
@@ -3565,40 +4693,111 @@
       <w:r>
         <w:rPr>
           <w:b/>
-        </w:rPr>
-        <w:t>Confusing `/`, `DIV` and `MOD`.</w:t>
-      </w:r>
-      <w:r>
+          <w:i w:val="0"/>
+        </w:rPr>
+        <w:t xml:space="preserve">Confusing </w:t>
+      </w:r>
+      <w:r>
+        <w:rPr>
+          <w:rFonts w:ascii="Consolas" w:hAnsi="Consolas"/>
+          <w:b/>
+          <w:i w:val="0"/>
+          <w:sz w:val="19"/>
+        </w:rPr>
+        <w:t>/</w:t>
+      </w:r>
+      <w:r>
+        <w:rPr>
+          <w:b/>
+          <w:i w:val="0"/>
+        </w:rPr>
+        <w:t xml:space="preserve">, </w:t>
+      </w:r>
+      <w:r>
+        <w:rPr>
+          <w:rFonts w:ascii="Consolas" w:hAnsi="Consolas"/>
+          <w:b/>
+          <w:i w:val="0"/>
+          <w:sz w:val="19"/>
+        </w:rPr>
+        <w:t>DIV</w:t>
+      </w:r>
+      <w:r>
+        <w:rPr>
+          <w:b/>
+          <w:i w:val="0"/>
+        </w:rPr>
+        <w:t xml:space="preserve"> and </w:t>
+      </w:r>
+      <w:r>
+        <w:rPr>
+          <w:rFonts w:ascii="Consolas" w:hAnsi="Consolas"/>
+          <w:b/>
+          <w:i w:val="0"/>
+          <w:sz w:val="19"/>
+        </w:rPr>
+        <w:t>MOD</w:t>
+      </w:r>
+      <w:r>
+        <w:rPr>
+          <w:b/>
+          <w:i w:val="0"/>
+        </w:rPr>
+        <w:t>.</w:t>
+      </w:r>
+      <w:r>
+        <w:rPr>
+          <w:b w:val="0"/>
+          <w:i w:val="0"/>
+        </w:rPr>
         <w:t xml:space="preserve"> </w:t>
       </w:r>
       <w:r>
         <w:rPr>
           <w:rFonts w:ascii="Consolas" w:hAnsi="Consolas"/>
+          <w:b w:val="0"/>
+          <w:i w:val="0"/>
           <w:sz w:val="19"/>
         </w:rPr>
         <w:t>7 / 2 = 3.5</w:t>
       </w:r>
       <w:r>
+        <w:rPr>
+          <w:b w:val="0"/>
+          <w:i w:val="0"/>
+        </w:rPr>
         <w:t xml:space="preserve">, </w:t>
       </w:r>
       <w:r>
         <w:rPr>
           <w:rFonts w:ascii="Consolas" w:hAnsi="Consolas"/>
+          <w:b w:val="0"/>
+          <w:i w:val="0"/>
           <w:sz w:val="19"/>
         </w:rPr>
         <w:t>7 DIV 2 = 3</w:t>
       </w:r>
       <w:r>
+        <w:rPr>
+          <w:b w:val="0"/>
+          <w:i w:val="0"/>
+        </w:rPr>
         <w:t xml:space="preserve"> (whole part), </w:t>
       </w:r>
       <w:r>
         <w:rPr>
           <w:rFonts w:ascii="Consolas" w:hAnsi="Consolas"/>
+          <w:b w:val="0"/>
+          <w:i w:val="0"/>
           <w:sz w:val="19"/>
         </w:rPr>
         <w:t>7 MOD 2 = 1</w:t>
       </w:r>
       <w:r>
+        <w:rPr>
+          <w:b w:val="0"/>
+          <w:i w:val="0"/>
+        </w:rPr>
         <w:t xml:space="preserve"> (remainder).</w:t>
       </w:r>
     </w:p>
@@ -3608,31 +4807,66 @@
       </w:pPr>
       <w:r>
         <w:rPr>
+          <w:rFonts w:ascii="Consolas" w:hAnsi="Consolas"/>
           <w:b/>
-        </w:rPr>
-        <w:t>`function` without `return`</w:t>
-      </w:r>
-      <w:r>
+          <w:i w:val="0"/>
+          <w:sz w:val="19"/>
+        </w:rPr>
+        <w:t>function</w:t>
+      </w:r>
+      <w:r>
+        <w:rPr>
+          <w:b/>
+          <w:i w:val="0"/>
+        </w:rPr>
+        <w:t xml:space="preserve"> without </w:t>
+      </w:r>
+      <w:r>
+        <w:rPr>
+          <w:rFonts w:ascii="Consolas" w:hAnsi="Consolas"/>
+          <w:b/>
+          <w:i w:val="0"/>
+          <w:sz w:val="19"/>
+        </w:rPr>
+        <w:t>return</w:t>
+      </w:r>
+      <w:r>
+        <w:rPr>
+          <w:b w:val="0"/>
+          <w:i w:val="0"/>
+        </w:rPr>
         <w:t xml:space="preserve"> (or a </w:t>
       </w:r>
       <w:r>
         <w:rPr>
           <w:rFonts w:ascii="Consolas" w:hAnsi="Consolas"/>
+          <w:b w:val="0"/>
+          <w:i w:val="0"/>
           <w:sz w:val="19"/>
         </w:rPr>
         <w:t>procedure</w:t>
       </w:r>
       <w:r>
+        <w:rPr>
+          <w:b w:val="0"/>
+          <w:i w:val="0"/>
+        </w:rPr>
         <w:t xml:space="preserve"> that tries to </w:t>
       </w:r>
       <w:r>
         <w:rPr>
           <w:rFonts w:ascii="Consolas" w:hAnsi="Consolas"/>
+          <w:b w:val="0"/>
+          <w:i w:val="0"/>
           <w:sz w:val="19"/>
         </w:rPr>
         <w:t>return</w:t>
       </w:r>
       <w:r>
+        <w:rPr>
+          <w:b w:val="0"/>
+          <w:i w:val="0"/>
+        </w:rPr>
         <w:t xml:space="preserve"> a value). A function must return; a procedure should not.</w:t>
       </w:r>
     </w:p>
@@ -3642,21 +4876,41 @@
       </w:pPr>
       <w:r>
         <w:rPr>
+          <w:rFonts w:ascii="Consolas" w:hAnsi="Consolas"/>
           <w:b/>
-        </w:rPr>
-        <w:t>`substring` arguments.</w:t>
-      </w:r>
-      <w:r>
+          <w:i w:val="0"/>
+          <w:sz w:val="19"/>
+        </w:rPr>
+        <w:t>substring</w:t>
+      </w:r>
+      <w:r>
+        <w:rPr>
+          <w:b/>
+          <w:i w:val="0"/>
+        </w:rPr>
+        <w:t xml:space="preserve"> arguments.</w:t>
+      </w:r>
+      <w:r>
+        <w:rPr>
+          <w:b w:val="0"/>
+          <w:i w:val="0"/>
+        </w:rPr>
         <w:t xml:space="preserve"> It is </w:t>
       </w:r>
       <w:r>
         <w:rPr>
           <w:rFonts w:ascii="Consolas" w:hAnsi="Consolas"/>
+          <w:b w:val="0"/>
+          <w:i w:val="0"/>
           <w:sz w:val="19"/>
         </w:rPr>
         <w:t>substring(startIndex, numberOfChars)</w:t>
       </w:r>
       <w:r>
+        <w:rPr>
+          <w:b w:val="0"/>
+          <w:i w:val="0"/>
+        </w:rPr>
         <w:t xml:space="preserve"> — not start and end positions.</w:t>
       </w:r>
     </w:p>
@@ -3667,29 +4921,45 @@
       <w:r>
         <w:rPr>
           <w:b/>
+          <w:i w:val="0"/>
         </w:rPr>
         <w:t>Single quotes for strings.</w:t>
       </w:r>
       <w:r>
+        <w:rPr>
+          <w:b w:val="0"/>
+          <w:i w:val="0"/>
+        </w:rPr>
         <w:t xml:space="preserve"> OCR uses </w:t>
       </w:r>
       <w:r>
         <w:rPr>
           <w:b/>
+          <w:i w:val="0"/>
         </w:rPr>
         <w:t>double quotes</w:t>
       </w:r>
       <w:r>
+        <w:rPr>
+          <w:b w:val="0"/>
+          <w:i w:val="0"/>
+        </w:rPr>
         <w:t xml:space="preserve"> </w:t>
       </w:r>
       <w:r>
         <w:rPr>
           <w:rFonts w:ascii="Consolas" w:hAnsi="Consolas"/>
+          <w:b w:val="0"/>
+          <w:i w:val="0"/>
           <w:sz w:val="19"/>
         </w:rPr>
         <w:t>"like this"</w:t>
       </w:r>
       <w:r>
+        <w:rPr>
+          <w:b w:val="0"/>
+          <w:i w:val="0"/>
+        </w:rPr>
         <w:t>.</w:t>
       </w:r>
     </w:p>
@@ -3700,30 +4970,47 @@
       <w:r>
         <w:rPr>
           <w:b/>
+          <w:i w:val="0"/>
         </w:rPr>
         <w:t>Calling a method on a value without the dot</w:t>
       </w:r>
       <w:r>
+        <w:rPr>
+          <w:b w:val="0"/>
+          <w:i w:val="0"/>
+        </w:rPr>
         <w:t xml:space="preserve">, e.g. </w:t>
       </w:r>
       <w:r>
         <w:rPr>
           <w:rFonts w:ascii="Consolas" w:hAnsi="Consolas"/>
+          <w:b w:val="0"/>
+          <w:i w:val="0"/>
           <w:sz w:val="19"/>
         </w:rPr>
         <w:t>length(text)</w:t>
       </w:r>
       <w:r>
+        <w:rPr>
+          <w:b w:val="0"/>
+          <w:i w:val="0"/>
+        </w:rPr>
         <w:t xml:space="preserve"> instead of </w:t>
       </w:r>
       <w:r>
         <w:rPr>
           <w:rFonts w:ascii="Consolas" w:hAnsi="Consolas"/>
+          <w:b w:val="0"/>
+          <w:i w:val="0"/>
           <w:sz w:val="19"/>
         </w:rPr>
         <w:t>text.length</w:t>
       </w:r>
       <w:r>
+        <w:rPr>
+          <w:b w:val="0"/>
+          <w:i w:val="0"/>
+        </w:rPr>
         <w:t>.</w:t>
       </w:r>
     </w:p>
@@ -3734,20 +5021,31 @@
       <w:r>
         <w:rPr>
           <w:b/>
+          <w:i w:val="0"/>
         </w:rPr>
         <w:t>Not closing files</w:t>
       </w:r>
       <w:r>
+        <w:rPr>
+          <w:b w:val="0"/>
+          <w:i w:val="0"/>
+        </w:rPr>
         <w:t xml:space="preserve"> with </w:t>
       </w:r>
       <w:r>
         <w:rPr>
           <w:rFonts w:ascii="Consolas" w:hAnsi="Consolas"/>
+          <w:b w:val="0"/>
+          <w:i w:val="0"/>
           <w:sz w:val="19"/>
         </w:rPr>
         <w:t>.close()</w:t>
       </w:r>
       <w:r>
+        <w:rPr>
+          <w:b w:val="0"/>
+          <w:i w:val="0"/>
+        </w:rPr>
         <w:t>.</w:t>
       </w:r>
     </w:p>
@@ -3763,6 +5061,10 @@
         <w:pStyle w:val="Heading2"/>
       </w:pPr>
       <w:r>
+        <w:rPr>
+          <w:b w:val="0"/>
+          <w:i w:val="0"/>
+        </w:rPr>
         <w:t>13. Worked example programs (complete)</w:t>
       </w:r>
     </w:p>
@@ -3771,11 +5073,19 @@
         <w:pStyle w:val="Heading3"/>
       </w:pPr>
       <w:r>
+        <w:rPr>
+          <w:b w:val="0"/>
+          <w:i w:val="0"/>
+        </w:rPr>
         <w:t>A. Linear search</w:t>
       </w:r>
     </w:p>
     <w:p>
       <w:r>
+        <w:rPr>
+          <w:b w:val="0"/>
+          <w:i w:val="0"/>
+        </w:rPr>
         <w:t>Searches an array for a target and returns its index (or -1 if not found).</w:t>
       </w:r>
     </w:p>
@@ -3815,11 +5125,16 @@
     <w:p>
       <w:r>
         <w:rPr>
+          <w:b w:val="0"/>
           <w:i/>
         </w:rPr>
         <w:t>Explanation:</w:t>
       </w:r>
       <w:r>
+        <w:rPr>
+          <w:b w:val="0"/>
+          <w:i w:val="0"/>
+        </w:rPr>
         <w:t xml:space="preserve"> check each element in turn; return the index the moment a match is found, otherwise return -1 after the loop.</w:t>
       </w:r>
     </w:p>
@@ -3828,6 +5143,10 @@
         <w:pStyle w:val="Heading3"/>
       </w:pPr>
       <w:r>
+        <w:rPr>
+          <w:b w:val="0"/>
+          <w:i w:val="0"/>
+        </w:rPr>
         <w:t>B. Find the maximum value in an array</w:t>
       </w:r>
     </w:p>
@@ -3867,21 +5186,32 @@
     <w:p>
       <w:r>
         <w:rPr>
+          <w:b w:val="0"/>
           <w:i/>
         </w:rPr>
         <w:t>Explanation:</w:t>
       </w:r>
       <w:r>
+        <w:rPr>
+          <w:b w:val="0"/>
+          <w:i w:val="0"/>
+        </w:rPr>
         <w:t xml:space="preserve"> assume the first element is the biggest, then compare every other element, updating </w:t>
       </w:r>
       <w:r>
         <w:rPr>
           <w:rFonts w:ascii="Consolas" w:hAnsi="Consolas"/>
+          <w:b w:val="0"/>
+          <w:i w:val="0"/>
           <w:sz w:val="19"/>
         </w:rPr>
         <w:t>max</w:t>
       </w:r>
       <w:r>
+        <w:rPr>
+          <w:b w:val="0"/>
+          <w:i w:val="0"/>
+        </w:rPr>
         <w:t xml:space="preserve"> whenever a larger one is found.</w:t>
       </w:r>
     </w:p>
@@ -3890,6 +5220,10 @@
         <w:pStyle w:val="Heading3"/>
       </w:pPr>
       <w:r>
+        <w:rPr>
+          <w:b w:val="0"/>
+          <w:i w:val="0"/>
+        </w:rPr>
         <w:t>C. A class with a method (BankAccount)</w:t>
       </w:r>
     </w:p>
@@ -3940,31 +5274,48 @@
     <w:p>
       <w:r>
         <w:rPr>
+          <w:b w:val="0"/>
           <w:i/>
         </w:rPr>
         <w:t>Explanation:</w:t>
       </w:r>
       <w:r>
+        <w:rPr>
+          <w:b w:val="0"/>
+          <w:i w:val="0"/>
+        </w:rPr>
         <w:t xml:space="preserve"> </w:t>
       </w:r>
       <w:r>
         <w:rPr>
           <w:rFonts w:ascii="Consolas" w:hAnsi="Consolas"/>
+          <w:b w:val="0"/>
+          <w:i w:val="0"/>
           <w:sz w:val="19"/>
         </w:rPr>
         <w:t>balance</w:t>
       </w:r>
       <w:r>
+        <w:rPr>
+          <w:b w:val="0"/>
+          <w:i w:val="0"/>
+        </w:rPr>
         <w:t xml:space="preserve"> is private (encapsulated); the only way to change or read it is through the public methods. The constructor </w:t>
       </w:r>
       <w:r>
         <w:rPr>
           <w:rFonts w:ascii="Consolas" w:hAnsi="Consolas"/>
+          <w:b w:val="0"/>
+          <w:i w:val="0"/>
           <w:sz w:val="19"/>
         </w:rPr>
         <w:t>new</w:t>
       </w:r>
       <w:r>
+        <w:rPr>
+          <w:b w:val="0"/>
+          <w:i w:val="0"/>
+        </w:rPr>
         <w:t xml:space="preserve"> sets the opening balance.</w:t>
       </w:r>
     </w:p>
@@ -3973,6 +5324,10 @@
         <w:pStyle w:val="Heading3"/>
       </w:pPr>
       <w:r>
+        <w:rPr>
+          <w:b w:val="0"/>
+          <w:i w:val="0"/>
+        </w:rPr>
         <w:t>D. Recursive factorial</w:t>
       </w:r>
     </w:p>
@@ -4006,50 +5361,78 @@
     <w:p>
       <w:r>
         <w:rPr>
+          <w:b w:val="0"/>
           <w:i/>
         </w:rPr>
         <w:t>Explanation:</w:t>
       </w:r>
       <w:r>
+        <w:rPr>
+          <w:b w:val="0"/>
+          <w:i w:val="0"/>
+        </w:rPr>
         <w:t xml:space="preserve"> the </w:t>
       </w:r>
       <w:r>
         <w:rPr>
           <w:b/>
+          <w:i w:val="0"/>
         </w:rPr>
         <w:t>base case</w:t>
       </w:r>
       <w:r>
+        <w:rPr>
+          <w:b w:val="0"/>
+          <w:i w:val="0"/>
+        </w:rPr>
         <w:t xml:space="preserve"> </w:t>
       </w:r>
       <w:r>
         <w:rPr>
           <w:rFonts w:ascii="Consolas" w:hAnsi="Consolas"/>
+          <w:b w:val="0"/>
+          <w:i w:val="0"/>
           <w:sz w:val="19"/>
         </w:rPr>
         <w:t>n == 0</w:t>
       </w:r>
       <w:r>
+        <w:rPr>
+          <w:b w:val="0"/>
+          <w:i w:val="0"/>
+        </w:rPr>
         <w:t xml:space="preserve"> returns 1 and stops the recursion; otherwise the function calls itself with a smaller value (</w:t>
       </w:r>
       <w:r>
         <w:rPr>
           <w:rFonts w:ascii="Consolas" w:hAnsi="Consolas"/>
+          <w:b w:val="0"/>
+          <w:i w:val="0"/>
           <w:sz w:val="19"/>
         </w:rPr>
         <w:t>n - 1</w:t>
       </w:r>
       <w:r>
+        <w:rPr>
+          <w:b w:val="0"/>
+          <w:i w:val="0"/>
+        </w:rPr>
         <w:t xml:space="preserve">), so </w:t>
       </w:r>
       <w:r>
         <w:rPr>
           <w:rFonts w:ascii="Consolas" w:hAnsi="Consolas"/>
+          <w:b w:val="0"/>
+          <w:i w:val="0"/>
           <w:sz w:val="19"/>
         </w:rPr>
         <w:t>5! = 5 × 4 × 3 × 2 × 1 = 120</w:t>
       </w:r>
       <w:r>
+        <w:rPr>
+          <w:b w:val="0"/>
+          <w:i w:val="0"/>
+        </w:rPr>
         <w:t>.</w:t>
       </w:r>
     </w:p>
@@ -4065,6 +5448,10 @@
         <w:pStyle w:val="Heading2"/>
       </w:pPr>
       <w:r>
+        <w:rPr>
+          <w:b w:val="0"/>
+          <w:i w:val="0"/>
+        </w:rPr>
         <w:t>14. Quick "translate this concept" reference table</w:t>
       </w:r>
     </w:p>
@@ -4093,6 +5480,7 @@
             <w:r>
               <w:rPr>
                 <w:b/>
+                <w:i w:val="0"/>
               </w:rPr>
               <w:t>Concept</w:t>
             </w:r>
@@ -4112,6 +5500,7 @@
             <w:r>
               <w:rPr>
                 <w:b/>
+                <w:i w:val="0"/>
               </w:rPr>
               <w:t>OCR keyword / syntax</w:t>
             </w:r>
@@ -4126,6 +5515,10 @@
           <w:p>
             <w:r/>
             <w:r>
+              <w:rPr>
+                <w:b w:val="0"/>
+                <w:i w:val="0"/>
+              </w:rPr>
               <w:t>Assign a value</w:t>
             </w:r>
           </w:p>
@@ -4139,6 +5532,8 @@
             <w:r>
               <w:rPr>
                 <w:rFonts w:ascii="Consolas" w:hAnsi="Consolas"/>
+                <w:b w:val="0"/>
+                <w:i w:val="0"/>
                 <w:sz w:val="19"/>
               </w:rPr>
               <w:t>x = 5</w:t>
@@ -4154,6 +5549,10 @@
           <w:p>
             <w:r/>
             <w:r>
+              <w:rPr>
+                <w:b w:val="0"/>
+                <w:i w:val="0"/>
+              </w:rPr>
               <w:t>Constant</w:t>
             </w:r>
           </w:p>
@@ -4167,6 +5566,8 @@
             <w:r>
               <w:rPr>
                 <w:rFonts w:ascii="Consolas" w:hAnsi="Consolas"/>
+                <w:b w:val="0"/>
+                <w:i w:val="0"/>
                 <w:sz w:val="19"/>
               </w:rPr>
               <w:t>const NAME = value</w:t>
@@ -4182,6 +5583,10 @@
           <w:p>
             <w:r/>
             <w:r>
+              <w:rPr>
+                <w:b w:val="0"/>
+                <w:i w:val="0"/>
+              </w:rPr>
               <w:t>Output</w:t>
             </w:r>
           </w:p>
@@ -4195,6 +5600,8 @@
             <w:r>
               <w:rPr>
                 <w:rFonts w:ascii="Consolas" w:hAnsi="Consolas"/>
+                <w:b w:val="0"/>
+                <w:i w:val="0"/>
                 <w:sz w:val="19"/>
               </w:rPr>
               <w:t>print(...)</w:t>
@@ -4210,6 +5617,10 @@
           <w:p>
             <w:r/>
             <w:r>
+              <w:rPr>
+                <w:b w:val="0"/>
+                <w:i w:val="0"/>
+              </w:rPr>
               <w:t>Input</w:t>
             </w:r>
           </w:p>
@@ -4223,6 +5634,8 @@
             <w:r>
               <w:rPr>
                 <w:rFonts w:ascii="Consolas" w:hAnsi="Consolas"/>
+                <w:b w:val="0"/>
+                <w:i w:val="0"/>
                 <w:sz w:val="19"/>
               </w:rPr>
               <w:t>input(...)</w:t>
@@ -4238,6 +5651,10 @@
           <w:p>
             <w:r/>
             <w:r>
+              <w:rPr>
+                <w:b w:val="0"/>
+                <w:i w:val="0"/>
+              </w:rPr>
               <w:t>Number → string</w:t>
             </w:r>
           </w:p>
@@ -4251,6 +5668,8 @@
             <w:r>
               <w:rPr>
                 <w:rFonts w:ascii="Consolas" w:hAnsi="Consolas"/>
+                <w:b w:val="0"/>
+                <w:i w:val="0"/>
                 <w:sz w:val="19"/>
               </w:rPr>
               <w:t>str(...)</w:t>
@@ -4266,6 +5685,10 @@
           <w:p>
             <w:r/>
             <w:r>
+              <w:rPr>
+                <w:b w:val="0"/>
+                <w:i w:val="0"/>
+              </w:rPr>
               <w:t>String → integer</w:t>
             </w:r>
           </w:p>
@@ -4279,6 +5702,8 @@
             <w:r>
               <w:rPr>
                 <w:rFonts w:ascii="Consolas" w:hAnsi="Consolas"/>
+                <w:b w:val="0"/>
+                <w:i w:val="0"/>
                 <w:sz w:val="19"/>
               </w:rPr>
               <w:t>int(...)</w:t>
@@ -4294,6 +5719,10 @@
           <w:p>
             <w:r/>
             <w:r>
+              <w:rPr>
+                <w:b w:val="0"/>
+                <w:i w:val="0"/>
+              </w:rPr>
               <w:t>String → real</w:t>
             </w:r>
           </w:p>
@@ -4307,6 +5736,8 @@
             <w:r>
               <w:rPr>
                 <w:rFonts w:ascii="Consolas" w:hAnsi="Consolas"/>
+                <w:b w:val="0"/>
+                <w:i w:val="0"/>
                 <w:sz w:val="19"/>
               </w:rPr>
               <w:t>float(...)</w:t>
@@ -4322,6 +5753,10 @@
           <w:p>
             <w:r/>
             <w:r>
+              <w:rPr>
+                <w:b w:val="0"/>
+                <w:i w:val="0"/>
+              </w:rPr>
               <w:t>Character ↔ ASCII</w:t>
             </w:r>
           </w:p>
@@ -4335,16 +5770,24 @@
             <w:r>
               <w:rPr>
                 <w:rFonts w:ascii="Consolas" w:hAnsi="Consolas"/>
+                <w:b w:val="0"/>
+                <w:i w:val="0"/>
                 <w:sz w:val="19"/>
               </w:rPr>
               <w:t>ASC(...)</w:t>
             </w:r>
             <w:r>
+              <w:rPr>
+                <w:b w:val="0"/>
+                <w:i w:val="0"/>
+              </w:rPr>
               <w:t xml:space="preserve"> / </w:t>
             </w:r>
             <w:r>
               <w:rPr>
                 <w:rFonts w:ascii="Consolas" w:hAnsi="Consolas"/>
+                <w:b w:val="0"/>
+                <w:i w:val="0"/>
                 <w:sz w:val="19"/>
               </w:rPr>
               <w:t>CHR(...)</w:t>
@@ -4360,6 +5803,10 @@
           <w:p>
             <w:r/>
             <w:r>
+              <w:rPr>
+                <w:b w:val="0"/>
+                <w:i w:val="0"/>
+              </w:rPr>
               <w:t>Equal / not equal</w:t>
             </w:r>
           </w:p>
@@ -4373,16 +5820,24 @@
             <w:r>
               <w:rPr>
                 <w:rFonts w:ascii="Consolas" w:hAnsi="Consolas"/>
+                <w:b w:val="0"/>
+                <w:i w:val="0"/>
                 <w:sz w:val="19"/>
               </w:rPr>
               <w:t>==</w:t>
             </w:r>
             <w:r>
+              <w:rPr>
+                <w:b w:val="0"/>
+                <w:i w:val="0"/>
+              </w:rPr>
               <w:t xml:space="preserve"> / </w:t>
             </w:r>
             <w:r>
               <w:rPr>
                 <w:rFonts w:ascii="Consolas" w:hAnsi="Consolas"/>
+                <w:b w:val="0"/>
+                <w:i w:val="0"/>
                 <w:sz w:val="19"/>
               </w:rPr>
               <w:t>!=</w:t>
@@ -4398,6 +5853,10 @@
           <w:p>
             <w:r/>
             <w:r>
+              <w:rPr>
+                <w:b w:val="0"/>
+                <w:i w:val="0"/>
+              </w:rPr>
               <w:t>Integer division / remainder</w:t>
             </w:r>
           </w:p>
@@ -4411,16 +5870,24 @@
             <w:r>
               <w:rPr>
                 <w:rFonts w:ascii="Consolas" w:hAnsi="Consolas"/>
+                <w:b w:val="0"/>
+                <w:i w:val="0"/>
                 <w:sz w:val="19"/>
               </w:rPr>
               <w:t>DIV</w:t>
             </w:r>
             <w:r>
+              <w:rPr>
+                <w:b w:val="0"/>
+                <w:i w:val="0"/>
+              </w:rPr>
               <w:t xml:space="preserve"> / </w:t>
             </w:r>
             <w:r>
               <w:rPr>
                 <w:rFonts w:ascii="Consolas" w:hAnsi="Consolas"/>
+                <w:b w:val="0"/>
+                <w:i w:val="0"/>
                 <w:sz w:val="19"/>
               </w:rPr>
               <w:t>MOD</w:t>
@@ -4436,6 +5903,10 @@
           <w:p>
             <w:r/>
             <w:r>
+              <w:rPr>
+                <w:b w:val="0"/>
+                <w:i w:val="0"/>
+              </w:rPr>
               <w:t>Power</w:t>
             </w:r>
           </w:p>
@@ -4449,6 +5920,8 @@
             <w:r>
               <w:rPr>
                 <w:rFonts w:ascii="Consolas" w:hAnsi="Consolas"/>
+                <w:b w:val="0"/>
+                <w:i w:val="0"/>
                 <w:sz w:val="19"/>
               </w:rPr>
               <w:t>^</w:t>
@@ -4464,6 +5937,10 @@
           <w:p>
             <w:r/>
             <w:r>
+              <w:rPr>
+                <w:b w:val="0"/>
+                <w:i w:val="0"/>
+              </w:rPr>
               <w:t>Boolean operators</w:t>
             </w:r>
           </w:p>
@@ -4477,26 +5954,40 @@
             <w:r>
               <w:rPr>
                 <w:rFonts w:ascii="Consolas" w:hAnsi="Consolas"/>
+                <w:b w:val="0"/>
+                <w:i w:val="0"/>
                 <w:sz w:val="19"/>
               </w:rPr>
               <w:t>AND</w:t>
             </w:r>
             <w:r>
+              <w:rPr>
+                <w:b w:val="0"/>
+                <w:i w:val="0"/>
+              </w:rPr>
               <w:t xml:space="preserve"> / </w:t>
             </w:r>
             <w:r>
               <w:rPr>
                 <w:rFonts w:ascii="Consolas" w:hAnsi="Consolas"/>
+                <w:b w:val="0"/>
+                <w:i w:val="0"/>
                 <w:sz w:val="19"/>
               </w:rPr>
               <w:t>OR</w:t>
             </w:r>
             <w:r>
+              <w:rPr>
+                <w:b w:val="0"/>
+                <w:i w:val="0"/>
+              </w:rPr>
               <w:t xml:space="preserve"> / </w:t>
             </w:r>
             <w:r>
               <w:rPr>
                 <w:rFonts w:ascii="Consolas" w:hAnsi="Consolas"/>
+                <w:b w:val="0"/>
+                <w:i w:val="0"/>
                 <w:sz w:val="19"/>
               </w:rPr>
               <w:t>NOT</w:t>
@@ -4512,6 +6003,10 @@
           <w:p>
             <w:r/>
             <w:r>
+              <w:rPr>
+                <w:b w:val="0"/>
+                <w:i w:val="0"/>
+              </w:rPr>
               <w:t>If statement</w:t>
             </w:r>
           </w:p>
@@ -4525,6 +6020,8 @@
             <w:r>
               <w:rPr>
                 <w:rFonts w:ascii="Consolas" w:hAnsi="Consolas"/>
+                <w:b w:val="0"/>
+                <w:i w:val="0"/>
                 <w:sz w:val="19"/>
               </w:rPr>
               <w:t>if ... then ... elseif ... else ... endif</w:t>
@@ -4540,6 +6037,10 @@
           <w:p>
             <w:r/>
             <w:r>
+              <w:rPr>
+                <w:b w:val="0"/>
+                <w:i w:val="0"/>
+              </w:rPr>
               <w:t>Multi-way selection</w:t>
             </w:r>
           </w:p>
@@ -4553,6 +6054,8 @@
             <w:r>
               <w:rPr>
                 <w:rFonts w:ascii="Consolas" w:hAnsi="Consolas"/>
+                <w:b w:val="0"/>
+                <w:i w:val="0"/>
                 <w:sz w:val="19"/>
               </w:rPr>
               <w:t>switch ... case ... default ... endswitch</w:t>
@@ -4568,6 +6071,10 @@
           <w:p>
             <w:r/>
             <w:r>
+              <w:rPr>
+                <w:b w:val="0"/>
+                <w:i w:val="0"/>
+              </w:rPr>
               <w:t>Count loop</w:t>
             </w:r>
           </w:p>
@@ -4581,6 +6088,8 @@
             <w:r>
               <w:rPr>
                 <w:rFonts w:ascii="Consolas" w:hAnsi="Consolas"/>
+                <w:b w:val="0"/>
+                <w:i w:val="0"/>
                 <w:sz w:val="19"/>
               </w:rPr>
               <w:t>for i = a to b [step n] ... next i</w:t>
@@ -4596,6 +6105,10 @@
           <w:p>
             <w:r/>
             <w:r>
+              <w:rPr>
+                <w:b w:val="0"/>
+                <w:i w:val="0"/>
+              </w:rPr>
               <w:t>Pre-check loop</w:t>
             </w:r>
           </w:p>
@@ -4609,6 +6122,8 @@
             <w:r>
               <w:rPr>
                 <w:rFonts w:ascii="Consolas" w:hAnsi="Consolas"/>
+                <w:b w:val="0"/>
+                <w:i w:val="0"/>
                 <w:sz w:val="19"/>
               </w:rPr>
               <w:t>while ... endwhile</w:t>
@@ -4624,6 +6139,10 @@
           <w:p>
             <w:r/>
             <w:r>
+              <w:rPr>
+                <w:b w:val="0"/>
+                <w:i w:val="0"/>
+              </w:rPr>
               <w:t>Post-check loop</w:t>
             </w:r>
           </w:p>
@@ -4637,6 +6156,8 @@
             <w:r>
               <w:rPr>
                 <w:rFonts w:ascii="Consolas" w:hAnsi="Consolas"/>
+                <w:b w:val="0"/>
+                <w:i w:val="0"/>
                 <w:sz w:val="19"/>
               </w:rPr>
               <w:t>do ... until ...</w:t>
@@ -4652,6 +6173,10 @@
           <w:p>
             <w:r/>
             <w:r>
+              <w:rPr>
+                <w:b w:val="0"/>
+                <w:i w:val="0"/>
+              </w:rPr>
               <w:t>String length</w:t>
             </w:r>
           </w:p>
@@ -4665,6 +6190,8 @@
             <w:r>
               <w:rPr>
                 <w:rFonts w:ascii="Consolas" w:hAnsi="Consolas"/>
+                <w:b w:val="0"/>
+                <w:i w:val="0"/>
                 <w:sz w:val="19"/>
               </w:rPr>
               <w:t>text.length</w:t>
@@ -4680,6 +6207,10 @@
           <w:p>
             <w:r/>
             <w:r>
+              <w:rPr>
+                <w:b w:val="0"/>
+                <w:i w:val="0"/>
+              </w:rPr>
               <w:t>Substring</w:t>
             </w:r>
           </w:p>
@@ -4693,6 +6224,8 @@
             <w:r>
               <w:rPr>
                 <w:rFonts w:ascii="Consolas" w:hAnsi="Consolas"/>
+                <w:b w:val="0"/>
+                <w:i w:val="0"/>
                 <w:sz w:val="19"/>
               </w:rPr>
               <w:t>text.substring(start, number)</w:t>
@@ -4708,6 +6241,10 @@
           <w:p>
             <w:r/>
             <w:r>
+              <w:rPr>
+                <w:b w:val="0"/>
+                <w:i w:val="0"/>
+              </w:rPr>
               <w:t>Upper / lower case</w:t>
             </w:r>
           </w:p>
@@ -4721,16 +6258,24 @@
             <w:r>
               <w:rPr>
                 <w:rFonts w:ascii="Consolas" w:hAnsi="Consolas"/>
+                <w:b w:val="0"/>
+                <w:i w:val="0"/>
                 <w:sz w:val="19"/>
               </w:rPr>
               <w:t>text.upper</w:t>
             </w:r>
             <w:r>
+              <w:rPr>
+                <w:b w:val="0"/>
+                <w:i w:val="0"/>
+              </w:rPr>
               <w:t xml:space="preserve"> / </w:t>
             </w:r>
             <w:r>
               <w:rPr>
                 <w:rFonts w:ascii="Consolas" w:hAnsi="Consolas"/>
+                <w:b w:val="0"/>
+                <w:i w:val="0"/>
                 <w:sz w:val="19"/>
               </w:rPr>
               <w:t>text.lower</w:t>
@@ -4746,6 +6291,10 @@
           <w:p>
             <w:r/>
             <w:r>
+              <w:rPr>
+                <w:b w:val="0"/>
+                <w:i w:val="0"/>
+              </w:rPr>
               <w:t>Left / right of string</w:t>
             </w:r>
           </w:p>
@@ -4759,16 +6308,24 @@
             <w:r>
               <w:rPr>
                 <w:rFonts w:ascii="Consolas" w:hAnsi="Consolas"/>
+                <w:b w:val="0"/>
+                <w:i w:val="0"/>
                 <w:sz w:val="19"/>
               </w:rPr>
               <w:t>text.left(n)</w:t>
             </w:r>
             <w:r>
+              <w:rPr>
+                <w:b w:val="0"/>
+                <w:i w:val="0"/>
+              </w:rPr>
               <w:t xml:space="preserve"> / </w:t>
             </w:r>
             <w:r>
               <w:rPr>
                 <w:rFonts w:ascii="Consolas" w:hAnsi="Consolas"/>
+                <w:b w:val="0"/>
+                <w:i w:val="0"/>
                 <w:sz w:val="19"/>
               </w:rPr>
               <w:t>text.right(n)</w:t>
@@ -4784,6 +6341,10 @@
           <w:p>
             <w:r/>
             <w:r>
+              <w:rPr>
+                <w:b w:val="0"/>
+                <w:i w:val="0"/>
+              </w:rPr>
               <w:t>Concatenate</w:t>
             </w:r>
           </w:p>
@@ -4797,6 +6358,8 @@
             <w:r>
               <w:rPr>
                 <w:rFonts w:ascii="Consolas" w:hAnsi="Consolas"/>
+                <w:b w:val="0"/>
+                <w:i w:val="0"/>
                 <w:sz w:val="19"/>
               </w:rPr>
               <w:t>+</w:t>
@@ -4812,6 +6375,10 @@
           <w:p>
             <w:r/>
             <w:r>
+              <w:rPr>
+                <w:b w:val="0"/>
+                <w:i w:val="0"/>
+              </w:rPr>
               <w:t>1D array</w:t>
             </w:r>
           </w:p>
@@ -4825,16 +6392,24 @@
             <w:r>
               <w:rPr>
                 <w:rFonts w:ascii="Consolas" w:hAnsi="Consolas"/>
+                <w:b w:val="0"/>
+                <w:i w:val="0"/>
                 <w:sz w:val="19"/>
               </w:rPr>
               <w:t>array a[n]</w:t>
             </w:r>
             <w:r>
+              <w:rPr>
+                <w:b w:val="0"/>
+                <w:i w:val="0"/>
+              </w:rPr>
               <w:t xml:space="preserve"> , </w:t>
             </w:r>
             <w:r>
               <w:rPr>
                 <w:rFonts w:ascii="Consolas" w:hAnsi="Consolas"/>
+                <w:b w:val="0"/>
+                <w:i w:val="0"/>
                 <w:sz w:val="19"/>
               </w:rPr>
               <w:t>a[i]</w:t>
@@ -4850,6 +6425,10 @@
           <w:p>
             <w:r/>
             <w:r>
+              <w:rPr>
+                <w:b w:val="0"/>
+                <w:i w:val="0"/>
+              </w:rPr>
               <w:t>2D array</w:t>
             </w:r>
           </w:p>
@@ -4863,16 +6442,24 @@
             <w:r>
               <w:rPr>
                 <w:rFonts w:ascii="Consolas" w:hAnsi="Consolas"/>
+                <w:b w:val="0"/>
+                <w:i w:val="0"/>
                 <w:sz w:val="19"/>
               </w:rPr>
               <w:t>array a[r, c]</w:t>
             </w:r>
             <w:r>
+              <w:rPr>
+                <w:b w:val="0"/>
+                <w:i w:val="0"/>
+              </w:rPr>
               <w:t xml:space="preserve"> , </w:t>
             </w:r>
             <w:r>
               <w:rPr>
                 <w:rFonts w:ascii="Consolas" w:hAnsi="Consolas"/>
+                <w:b w:val="0"/>
+                <w:i w:val="0"/>
                 <w:sz w:val="19"/>
               </w:rPr>
               <w:t>a[row, col]</w:t>
@@ -4888,6 +6475,10 @@
           <w:p>
             <w:r/>
             <w:r>
+              <w:rPr>
+                <w:b w:val="0"/>
+                <w:i w:val="0"/>
+              </w:rPr>
               <w:t>Procedure</w:t>
             </w:r>
           </w:p>
@@ -4901,6 +6492,8 @@
             <w:r>
               <w:rPr>
                 <w:rFonts w:ascii="Consolas" w:hAnsi="Consolas"/>
+                <w:b w:val="0"/>
+                <w:i w:val="0"/>
                 <w:sz w:val="19"/>
               </w:rPr>
               <w:t>procedure name(params) ... endprocedure</w:t>
@@ -4916,6 +6509,10 @@
           <w:p>
             <w:r/>
             <w:r>
+              <w:rPr>
+                <w:b w:val="0"/>
+                <w:i w:val="0"/>
+              </w:rPr>
               <w:t>Function</w:t>
             </w:r>
           </w:p>
@@ -4929,6 +6526,8 @@
             <w:r>
               <w:rPr>
                 <w:rFonts w:ascii="Consolas" w:hAnsi="Consolas"/>
+                <w:b w:val="0"/>
+                <w:i w:val="0"/>
                 <w:sz w:val="19"/>
               </w:rPr>
               <w:t>function name(params) ... return v ... endfunction</w:t>
@@ -4944,6 +6543,10 @@
           <w:p>
             <w:r/>
             <w:r>
+              <w:rPr>
+                <w:b w:val="0"/>
+                <w:i w:val="0"/>
+              </w:rPr>
               <w:t>Call subroutine</w:t>
             </w:r>
           </w:p>
@@ -4957,6 +6560,8 @@
             <w:r>
               <w:rPr>
                 <w:rFonts w:ascii="Consolas" w:hAnsi="Consolas"/>
+                <w:b w:val="0"/>
+                <w:i w:val="0"/>
                 <w:sz w:val="19"/>
               </w:rPr>
               <w:t>name(args)</w:t>
@@ -4972,6 +6577,10 @@
           <w:p>
             <w:r/>
             <w:r>
+              <w:rPr>
+                <w:b w:val="0"/>
+                <w:i w:val="0"/>
+              </w:rPr>
               <w:t>Open file</w:t>
             </w:r>
           </w:p>
@@ -4985,6 +6594,8 @@
             <w:r>
               <w:rPr>
                 <w:rFonts w:ascii="Consolas" w:hAnsi="Consolas"/>
+                <w:b w:val="0"/>
+                <w:i w:val="0"/>
                 <w:sz w:val="19"/>
               </w:rPr>
               <w:t>open / openRead / openWrite("file")</w:t>
@@ -5000,6 +6611,10 @@
           <w:p>
             <w:r/>
             <w:r>
+              <w:rPr>
+                <w:b w:val="0"/>
+                <w:i w:val="0"/>
+              </w:rPr>
               <w:t>Read / write line</w:t>
             </w:r>
           </w:p>
@@ -5013,16 +6628,24 @@
             <w:r>
               <w:rPr>
                 <w:rFonts w:ascii="Consolas" w:hAnsi="Consolas"/>
+                <w:b w:val="0"/>
+                <w:i w:val="0"/>
                 <w:sz w:val="19"/>
               </w:rPr>
               <w:t>.readLine()</w:t>
             </w:r>
             <w:r>
+              <w:rPr>
+                <w:b w:val="0"/>
+                <w:i w:val="0"/>
+              </w:rPr>
               <w:t xml:space="preserve"> / </w:t>
             </w:r>
             <w:r>
               <w:rPr>
                 <w:rFonts w:ascii="Consolas" w:hAnsi="Consolas"/>
+                <w:b w:val="0"/>
+                <w:i w:val="0"/>
                 <w:sz w:val="19"/>
               </w:rPr>
               <w:t>.writeLine(text)</w:t>
@@ -5038,6 +6661,10 @@
           <w:p>
             <w:r/>
             <w:r>
+              <w:rPr>
+                <w:b w:val="0"/>
+                <w:i w:val="0"/>
+              </w:rPr>
               <w:t>End of file</w:t>
             </w:r>
           </w:p>
@@ -5051,6 +6678,8 @@
             <w:r>
               <w:rPr>
                 <w:rFonts w:ascii="Consolas" w:hAnsi="Consolas"/>
+                <w:b w:val="0"/>
+                <w:i w:val="0"/>
                 <w:sz w:val="19"/>
               </w:rPr>
               <w:t>.endOfFile()</w:t>
@@ -5066,6 +6695,10 @@
           <w:p>
             <w:r/>
             <w:r>
+              <w:rPr>
+                <w:b w:val="0"/>
+                <w:i w:val="0"/>
+              </w:rPr>
               <w:t>Close file</w:t>
             </w:r>
           </w:p>
@@ -5079,6 +6712,8 @@
             <w:r>
               <w:rPr>
                 <w:rFonts w:ascii="Consolas" w:hAnsi="Consolas"/>
+                <w:b w:val="0"/>
+                <w:i w:val="0"/>
                 <w:sz w:val="19"/>
               </w:rPr>
               <w:t>.close()</w:t>
@@ -5094,6 +6729,10 @@
           <w:p>
             <w:r/>
             <w:r>
+              <w:rPr>
+                <w:b w:val="0"/>
+                <w:i w:val="0"/>
+              </w:rPr>
               <w:t>Random integer</w:t>
             </w:r>
           </w:p>
@@ -5107,6 +6746,8 @@
             <w:r>
               <w:rPr>
                 <w:rFonts w:ascii="Consolas" w:hAnsi="Consolas"/>
+                <w:b w:val="0"/>
+                <w:i w:val="0"/>
                 <w:sz w:val="19"/>
               </w:rPr>
               <w:t>random(a, b)</w:t>
@@ -5122,6 +6763,10 @@
           <w:p>
             <w:r/>
             <w:r>
+              <w:rPr>
+                <w:b w:val="0"/>
+                <w:i w:val="0"/>
+              </w:rPr>
               <w:t>Class</w:t>
             </w:r>
           </w:p>
@@ -5135,6 +6780,8 @@
             <w:r>
               <w:rPr>
                 <w:rFonts w:ascii="Consolas" w:hAnsi="Consolas"/>
+                <w:b w:val="0"/>
+                <w:i w:val="0"/>
                 <w:sz w:val="19"/>
               </w:rPr>
               <w:t>class Name ... endclass</w:t>
@@ -5150,6 +6797,10 @@
           <w:p>
             <w:r/>
             <w:r>
+              <w:rPr>
+                <w:b w:val="0"/>
+                <w:i w:val="0"/>
+              </w:rPr>
               <w:t>Access modifiers</w:t>
             </w:r>
           </w:p>
@@ -5163,16 +6814,24 @@
             <w:r>
               <w:rPr>
                 <w:rFonts w:ascii="Consolas" w:hAnsi="Consolas"/>
+                <w:b w:val="0"/>
+                <w:i w:val="0"/>
                 <w:sz w:val="19"/>
               </w:rPr>
               <w:t>public</w:t>
             </w:r>
             <w:r>
+              <w:rPr>
+                <w:b w:val="0"/>
+                <w:i w:val="0"/>
+              </w:rPr>
               <w:t xml:space="preserve"> / </w:t>
             </w:r>
             <w:r>
               <w:rPr>
                 <w:rFonts w:ascii="Consolas" w:hAnsi="Consolas"/>
+                <w:b w:val="0"/>
+                <w:i w:val="0"/>
                 <w:sz w:val="19"/>
               </w:rPr>
               <w:t>private</w:t>
@@ -5188,6 +6847,10 @@
           <w:p>
             <w:r/>
             <w:r>
+              <w:rPr>
+                <w:b w:val="0"/>
+                <w:i w:val="0"/>
+              </w:rPr>
               <w:t>Constructor</w:t>
             </w:r>
           </w:p>
@@ -5201,6 +6864,8 @@
             <w:r>
               <w:rPr>
                 <w:rFonts w:ascii="Consolas" w:hAnsi="Consolas"/>
+                <w:b w:val="0"/>
+                <w:i w:val="0"/>
                 <w:sz w:val="19"/>
               </w:rPr>
               <w:t>procedure new(params)</w:t>
@@ -5216,6 +6881,10 @@
           <w:p>
             <w:r/>
             <w:r>
+              <w:rPr>
+                <w:b w:val="0"/>
+                <w:i w:val="0"/>
+              </w:rPr>
               <w:t>Create object</w:t>
             </w:r>
           </w:p>
@@ -5229,6 +6898,8 @@
             <w:r>
               <w:rPr>
                 <w:rFonts w:ascii="Consolas" w:hAnsi="Consolas"/>
+                <w:b w:val="0"/>
+                <w:i w:val="0"/>
                 <w:sz w:val="19"/>
               </w:rPr>
               <w:t>obj = new Class(args)</w:t>
@@ -5244,6 +6915,10 @@
           <w:p>
             <w:r/>
             <w:r>
+              <w:rPr>
+                <w:b w:val="0"/>
+                <w:i w:val="0"/>
+              </w:rPr>
               <w:t>Call method</w:t>
             </w:r>
           </w:p>
@@ -5257,6 +6932,8 @@
             <w:r>
               <w:rPr>
                 <w:rFonts w:ascii="Consolas" w:hAnsi="Consolas"/>
+                <w:b w:val="0"/>
+                <w:i w:val="0"/>
                 <w:sz w:val="19"/>
               </w:rPr>
               <w:t>obj.method(args)</w:t>
@@ -5272,6 +6949,10 @@
           <w:p>
             <w:r/>
             <w:r>
+              <w:rPr>
+                <w:b w:val="0"/>
+                <w:i w:val="0"/>
+              </w:rPr>
               <w:t>Inheritance</w:t>
             </w:r>
           </w:p>
@@ -5285,6 +6966,8 @@
             <w:r>
               <w:rPr>
                 <w:rFonts w:ascii="Consolas" w:hAnsi="Consolas"/>
+                <w:b w:val="0"/>
+                <w:i w:val="0"/>
                 <w:sz w:val="19"/>
               </w:rPr>
               <w:t>class Child inherits Parent</w:t>
@@ -5304,6 +6987,7 @@
     <w:p>
       <w:r>
         <w:rPr>
+          <w:b w:val="0"/>
           <w:i/>
         </w:rPr>
         <w:t>Final reminder: in the exam, write neatly, be consistent, close every block, and check the reference language sheet supplied with your paper for any small version differences.</w:t>
